--- a/robotics-portfolio/public/Michael Do CV.docx
+++ b/robotics-portfolio/public/Michael Do CV.docx
@@ -1,6 +1,6 @@
 
 <file path=word/document.xml><?xml version="1.0" encoding="utf-8"?>
-<w:document xmlns:wpc="http://schemas.microsoft.com/office/word/2010/wordprocessingCanvas" xmlns:cx="http://schemas.microsoft.com/office/drawing/2014/chartex" xmlns:cx1="http://schemas.microsoft.com/office/drawing/2015/9/8/chartex" xmlns:cx2="http://schemas.microsoft.com/office/drawing/2015/10/21/chartex" xmlns:cx3="http://schemas.microsoft.com/office/drawing/2016/5/9/chartex" xmlns:cx4="http://schemas.microsoft.com/office/drawing/2016/5/10/chartex" xmlns:cx5="http://schemas.microsoft.com/office/drawing/2016/5/11/chartex" xmlns:cx6="http://schemas.microsoft.com/office/drawing/2016/5/12/chartex" xmlns:cx7="http://schemas.microsoft.com/office/drawing/2016/5/13/chartex" xmlns:cx8="http://schemas.microsoft.com/office/drawing/2016/5/14/chartex" xmlns:mc="http://schemas.openxmlformats.org/markup-compatibility/2006" xmlns:aink="http://schemas.microsoft.com/office/drawing/2016/ink" xmlns:am3d="http://schemas.microsoft.com/office/drawing/2017/model3d" xmlns:o="urn:schemas-microsoft-com:office:office" xmlns:oel="http://schemas.microsoft.com/office/2019/extlst" xmlns:r="http://schemas.openxmlformats.org/officeDocument/2006/relationships" xmlns:m="http://schemas.openxmlformats.org/officeDocument/2006/math" xmlns:v="urn:schemas-microsoft-com:vml" xmlns:wp14="http://schemas.microsoft.com/office/word/2010/wordprocessingDrawing" xmlns:wp="http://schemas.openxmlformats.org/drawingml/2006/wordprocessingDrawing" xmlns:w10="urn:schemas-microsoft-com:office:word" xmlns:w="http://schemas.openxmlformats.org/wordprocessingml/2006/main" xmlns:w14="http://schemas.microsoft.com/office/word/2010/wordml" xmlns:w15="http://schemas.microsoft.com/office/word/2012/wordml" xmlns:w16cex="http://schemas.microsoft.com/office/word/2018/wordml/cex" xmlns:w16cid="http://schemas.microsoft.com/office/word/2016/wordml/cid" xmlns:w16="http://schemas.microsoft.com/office/word/2018/wordml" xmlns:w16du="http://schemas.microsoft.com/office/word/2023/wordml/word16du" xmlns:w16sdtdh="http://schemas.microsoft.com/office/word/2020/wordml/sdtdatahash" xmlns:w16sdtfl="http://schemas.microsoft.com/office/word/2024/wordml/sdtformatlock" xmlns:w16se="http://schemas.microsoft.com/office/word/2015/wordml/symex" xmlns:wpg="http://schemas.microsoft.com/office/word/2010/wordprocessingGroup" xmlns:wpi="http://schemas.microsoft.com/office/word/2010/wordprocessingInk" xmlns:wne="http://schemas.microsoft.com/office/word/2006/wordml" xmlns:wps="http://schemas.microsoft.com/office/word/2010/wordprocessingShape" mc:Ignorable="w14 w15 w16se w16cid w16 w16cex w16sdtdh w16sdtfl w16du wp14">
+<w:document xmlns:wpc="http://schemas.microsoft.com/office/word/2010/wordprocessingCanvas" xmlns:cx="http://schemas.microsoft.com/office/drawing/2014/chartex" xmlns:cx1="http://schemas.microsoft.com/office/drawing/2015/9/8/chartex" xmlns:cx2="http://schemas.microsoft.com/office/drawing/2015/10/21/chartex" xmlns:cx3="http://schemas.microsoft.com/office/drawing/2016/5/9/chartex" xmlns:cx4="http://schemas.microsoft.com/office/drawing/2016/5/10/chartex" xmlns:cx5="http://schemas.microsoft.com/office/drawing/2016/5/11/chartex" xmlns:cx6="http://schemas.microsoft.com/office/drawing/2016/5/12/chartex" xmlns:cx7="http://schemas.microsoft.com/office/drawing/2016/5/13/chartex" xmlns:cx8="http://schemas.microsoft.com/office/drawing/2016/5/14/chartex" xmlns:mc="http://schemas.openxmlformats.org/markup-compatibility/2006" xmlns:aink="http://schemas.microsoft.com/office/drawing/2016/ink" xmlns:am3d="http://schemas.microsoft.com/office/drawing/2017/model3d" xmlns:o="urn:schemas-microsoft-com:office:office" xmlns:oel="http://schemas.microsoft.com/office/2019/extlst" xmlns:r="http://schemas.openxmlformats.org/officeDocument/2006/relationships" xmlns:m="http://schemas.openxmlformats.org/officeDocument/2006/math" xmlns:v="urn:schemas-microsoft-com:vml" xmlns:wp14="http://schemas.microsoft.com/office/word/2010/wordprocessingDrawing" xmlns:wp="http://schemas.openxmlformats.org/drawingml/2006/wordprocessingDrawing" xmlns:w10="urn:schemas-microsoft-com:office:word" xmlns:w="http://schemas.openxmlformats.org/wordprocessingml/2006/main" xmlns:w14="http://schemas.microsoft.com/office/word/2010/wordml" xmlns:w15="http://schemas.microsoft.com/office/word/2012/wordml" xmlns:w16cex="http://schemas.microsoft.com/office/word/2018/wordml/cex" xmlns:w16cid="http://schemas.microsoft.com/office/word/2016/wordml/cid" xmlns:w16="http://schemas.microsoft.com/office/word/2018/wordml" xmlns:w16sdtdh="http://schemas.microsoft.com/office/word/2020/wordml/sdtdatahash" xmlns:w16se="http://schemas.microsoft.com/office/word/2015/wordml/symex" xmlns:wpg="http://schemas.microsoft.com/office/word/2010/wordprocessingGroup" xmlns:wpi="http://schemas.microsoft.com/office/word/2010/wordprocessingInk" xmlns:wne="http://schemas.microsoft.com/office/word/2006/wordml" xmlns:wps="http://schemas.microsoft.com/office/word/2010/wordprocessingShape" mc:Ignorable="w14 w15 w16se w16cid w16 w16cex w16sdtdh wp14">
   <w:body>
     <w:p>
       <w:pPr>
@@ -22,7 +22,7 @@
           <w:sz w:val="40"/>
           <w:szCs w:val="40"/>
         </w:rPr>
-        <w:t>Michael Do</w:t>
+        <w:t>MICHAEL DO</w:t>
       </w:r>
     </w:p>
     <w:p>
@@ -31,575 +31,1360 @@
         <w:jc w:val="center"/>
         <w:rPr>
           <w:rFonts w:ascii="Roboto" w:hAnsi="Roboto"/>
-          <w:sz w:val="20"/>
-          <w:szCs w:val="20"/>
-        </w:rPr>
-      </w:pPr>
-      <w:r>
-        <w:rPr>
-          <w:rFonts w:ascii="Roboto" w:hAnsi="Roboto"/>
-          <w:sz w:val="20"/>
-          <w:szCs w:val="20"/>
-        </w:rPr>
-        <w:t>Computer Science &amp; Engineering Student</w:t>
-      </w:r>
+          <w:sz w:val="18"/>
+          <w:szCs w:val="18"/>
+        </w:rPr>
+      </w:pPr>
+      <w:hyperlink r:id="rId5" w:history="1">
+        <w:r>
+          <w:rPr>
+            <w:rStyle w:val="Hyperlink"/>
+            <w:rFonts w:ascii="Roboto" w:hAnsi="Roboto"/>
+            <w:sz w:val="18"/>
+            <w:szCs w:val="18"/>
+          </w:rPr>
+          <w:t>domichael15022008@gmail.com</w:t>
+        </w:r>
+      </w:hyperlink>
+      <w:r>
+        <w:rPr>
+          <w:rFonts w:ascii="Roboto" w:hAnsi="Roboto"/>
+          <w:sz w:val="18"/>
+          <w:szCs w:val="18"/>
+        </w:rPr>
+        <w:t xml:space="preserve"> | </w:t>
+      </w:r>
+      <w:hyperlink r:id="rId6" w:history="1">
+        <w:r>
+          <w:rPr>
+            <w:rStyle w:val="Hyperlink"/>
+            <w:rFonts w:ascii="Roboto" w:hAnsi="Roboto"/>
+            <w:sz w:val="18"/>
+            <w:szCs w:val="18"/>
+          </w:rPr>
+          <w:t>LinkedIn</w:t>
+        </w:r>
+      </w:hyperlink>
     </w:p>
     <w:p>
       <w:pPr>
+        <w:pBdr>
+          <w:bottom w:val="single" w:sz="6" w:space="1" w:color="auto"/>
+        </w:pBdr>
         <w:spacing w:line="240" w:lineRule="auto"/>
-        <w:jc w:val="center"/>
-        <w:rPr>
-          <w:rFonts w:ascii="Roboto" w:hAnsi="Roboto"/>
-          <w:sz w:val="20"/>
-          <w:szCs w:val="20"/>
-        </w:rPr>
-      </w:pPr>
-      <w:r>
-        <w:rPr>
-          <w:rFonts w:ascii="Roboto" w:hAnsi="Roboto"/>
-          <w:sz w:val="20"/>
-          <w:szCs w:val="20"/>
-        </w:rPr>
-        <w:t>0849566286</w:t>
-      </w:r>
-      <w:r>
-        <w:rPr>
-          <w:rFonts w:ascii="Roboto" w:hAnsi="Roboto"/>
-          <w:sz w:val="20"/>
-          <w:szCs w:val="20"/>
-        </w:rPr>
-        <w:t xml:space="preserve">    </w:t>
-      </w:r>
-      <w:r>
-        <w:rPr>
-          <w:rFonts w:ascii="Roboto" w:hAnsi="Roboto"/>
-          <w:sz w:val="20"/>
-          <w:szCs w:val="20"/>
-        </w:rPr>
-        <w:t>domichael15022008</w:t>
-      </w:r>
-      <w:r>
-        <w:rPr>
-          <w:rFonts w:ascii="Roboto" w:hAnsi="Roboto"/>
-          <w:sz w:val="20"/>
-          <w:szCs w:val="20"/>
-        </w:rPr>
-        <w:t xml:space="preserve">@gmail.com    </w:t>
-      </w:r>
-      <w:r>
-        <w:rPr>
-          <w:rFonts w:ascii="Roboto" w:hAnsi="Roboto"/>
-          <w:sz w:val="20"/>
-          <w:szCs w:val="20"/>
-        </w:rPr>
-        <w:t>Lewisburg</w:t>
-      </w:r>
-      <w:r>
-        <w:rPr>
-          <w:rFonts w:ascii="Roboto" w:hAnsi="Roboto"/>
-          <w:sz w:val="20"/>
-          <w:szCs w:val="20"/>
-        </w:rPr>
-        <w:t>, P</w:t>
-      </w:r>
-      <w:r>
-        <w:rPr>
-          <w:rFonts w:ascii="Roboto" w:hAnsi="Roboto"/>
-          <w:sz w:val="20"/>
-          <w:szCs w:val="20"/>
-        </w:rPr>
-        <w:t>A</w:t>
+        <w:rPr>
+          <w:rFonts w:ascii="Cambria" w:hAnsi="Cambria"/>
+          <w:b/>
+          <w:bCs/>
+          <w:sz w:val="22"/>
+          <w:szCs w:val="22"/>
+        </w:rPr>
+      </w:pPr>
+      <w:r>
+        <w:rPr>
+          <w:rFonts w:ascii="Roboto" w:hAnsi="Roboto"/>
+          <w:b/>
+          <w:bCs/>
+          <w:sz w:val="22"/>
+          <w:szCs w:val="22"/>
+        </w:rPr>
+        <w:t>EDUCATION</w:t>
       </w:r>
     </w:p>
     <w:p>
       <w:pPr>
+        <w:tabs>
+          <w:tab w:val="right" w:pos="9072"/>
+        </w:tabs>
         <w:spacing w:line="240" w:lineRule="auto"/>
-        <w:jc w:val="center"/>
-        <w:rPr>
-          <w:rFonts w:ascii="Roboto" w:hAnsi="Roboto"/>
-          <w:b/>
-          <w:bCs/>
-          <w:sz w:val="24"/>
-          <w:szCs w:val="24"/>
-        </w:rPr>
-      </w:pPr>
-      <w:r>
-        <w:rPr>
-          <w:rFonts w:ascii="Roboto" w:hAnsi="Roboto"/>
-          <w:b/>
-          <w:bCs/>
-          <w:sz w:val="24"/>
-          <w:szCs w:val="24"/>
-        </w:rPr>
-        <w:t>OBJECTIVE STATEMENT</w:t>
+        <w:rPr>
+          <w:rFonts w:ascii="Roboto" w:hAnsi="Roboto"/>
+          <w:b/>
+          <w:bCs/>
+          <w:sz w:val="16"/>
+          <w:szCs w:val="16"/>
+        </w:rPr>
+      </w:pPr>
+      <w:r>
+        <w:rPr>
+          <w:rFonts w:ascii="Roboto" w:hAnsi="Roboto"/>
+          <w:b/>
+          <w:bCs/>
+          <w:sz w:val="16"/>
+          <w:szCs w:val="16"/>
+        </w:rPr>
+        <w:t>Bucknell University</w:t>
+      </w:r>
+      <w:r>
+        <w:rPr>
+          <w:rFonts w:ascii="Roboto" w:hAnsi="Roboto"/>
+          <w:b/>
+          <w:bCs/>
+          <w:sz w:val="16"/>
+          <w:szCs w:val="16"/>
+        </w:rPr>
+        <w:tab/>
+        <w:t>August 2026</w:t>
       </w:r>
     </w:p>
     <w:p>
       <w:pPr>
-        <w:pBdr>
-          <w:top w:val="single" w:sz="12" w:space="10" w:color="auto"/>
-          <w:bottom w:val="single" w:sz="12" w:space="10" w:color="auto"/>
-        </w:pBdr>
-        <w:rPr>
-          <w:rFonts w:ascii="Roboto" w:hAnsi="Roboto"/>
-          <w:sz w:val="20"/>
-          <w:szCs w:val="20"/>
-        </w:rPr>
-      </w:pPr>
-      <w:r>
-        <w:rPr>
-          <w:rFonts w:ascii="Roboto" w:hAnsi="Roboto"/>
-          <w:sz w:val="20"/>
-          <w:szCs w:val="20"/>
-        </w:rPr>
-        <w:t xml:space="preserve">Lorem ipsum dolor </w:t>
-      </w:r>
-      <w:proofErr w:type="gramStart"/>
-      <w:r>
-        <w:rPr>
-          <w:rFonts w:ascii="Roboto" w:hAnsi="Roboto"/>
-          <w:sz w:val="20"/>
-          <w:szCs w:val="20"/>
-        </w:rPr>
-        <w:t>sit</w:t>
-      </w:r>
-      <w:proofErr w:type="gramEnd"/>
-      <w:r>
-        <w:rPr>
-          <w:rFonts w:ascii="Roboto" w:hAnsi="Roboto"/>
-          <w:sz w:val="20"/>
-          <w:szCs w:val="20"/>
-        </w:rPr>
-        <w:t xml:space="preserve"> </w:t>
-      </w:r>
-      <w:proofErr w:type="spellStart"/>
-      <w:r>
-        <w:rPr>
-          <w:rFonts w:ascii="Roboto" w:hAnsi="Roboto"/>
-          <w:sz w:val="20"/>
-          <w:szCs w:val="20"/>
-        </w:rPr>
-        <w:t>amet</w:t>
-      </w:r>
-      <w:proofErr w:type="spellEnd"/>
-      <w:r>
-        <w:rPr>
-          <w:rFonts w:ascii="Roboto" w:hAnsi="Roboto"/>
-          <w:sz w:val="20"/>
-          <w:szCs w:val="20"/>
-        </w:rPr>
-        <w:t xml:space="preserve">, </w:t>
-      </w:r>
-      <w:proofErr w:type="spellStart"/>
-      <w:r>
-        <w:rPr>
-          <w:rFonts w:ascii="Roboto" w:hAnsi="Roboto"/>
-          <w:sz w:val="20"/>
-          <w:szCs w:val="20"/>
-        </w:rPr>
-        <w:t>consectetur</w:t>
-      </w:r>
-      <w:proofErr w:type="spellEnd"/>
-      <w:r>
-        <w:rPr>
-          <w:rFonts w:ascii="Roboto" w:hAnsi="Roboto"/>
-          <w:sz w:val="20"/>
-          <w:szCs w:val="20"/>
-        </w:rPr>
-        <w:t xml:space="preserve"> </w:t>
-      </w:r>
-      <w:proofErr w:type="spellStart"/>
-      <w:r>
-        <w:rPr>
-          <w:rFonts w:ascii="Roboto" w:hAnsi="Roboto"/>
-          <w:sz w:val="20"/>
-          <w:szCs w:val="20"/>
-        </w:rPr>
-        <w:t>adipiscing</w:t>
-      </w:r>
-      <w:proofErr w:type="spellEnd"/>
-      <w:r>
-        <w:rPr>
-          <w:rFonts w:ascii="Roboto" w:hAnsi="Roboto"/>
-          <w:sz w:val="20"/>
-          <w:szCs w:val="20"/>
-        </w:rPr>
-        <w:t xml:space="preserve"> </w:t>
-      </w:r>
-      <w:proofErr w:type="spellStart"/>
-      <w:r>
-        <w:rPr>
-          <w:rFonts w:ascii="Roboto" w:hAnsi="Roboto"/>
-          <w:sz w:val="20"/>
-          <w:szCs w:val="20"/>
-        </w:rPr>
-        <w:t>elit</w:t>
-      </w:r>
-      <w:proofErr w:type="spellEnd"/>
-      <w:r>
-        <w:rPr>
-          <w:rFonts w:ascii="Roboto" w:hAnsi="Roboto"/>
-          <w:sz w:val="20"/>
-          <w:szCs w:val="20"/>
-        </w:rPr>
-        <w:t xml:space="preserve">, sed do </w:t>
-      </w:r>
-      <w:proofErr w:type="spellStart"/>
-      <w:r>
-        <w:rPr>
-          <w:rFonts w:ascii="Roboto" w:hAnsi="Roboto"/>
-          <w:sz w:val="20"/>
-          <w:szCs w:val="20"/>
-        </w:rPr>
-        <w:t>eiusmod</w:t>
-      </w:r>
-      <w:proofErr w:type="spellEnd"/>
-      <w:r>
-        <w:rPr>
-          <w:rFonts w:ascii="Roboto" w:hAnsi="Roboto"/>
-          <w:sz w:val="20"/>
-          <w:szCs w:val="20"/>
-        </w:rPr>
-        <w:t xml:space="preserve"> </w:t>
-      </w:r>
-      <w:proofErr w:type="spellStart"/>
-      <w:r>
-        <w:rPr>
-          <w:rFonts w:ascii="Roboto" w:hAnsi="Roboto"/>
-          <w:sz w:val="20"/>
-          <w:szCs w:val="20"/>
-        </w:rPr>
-        <w:t>tempor</w:t>
-      </w:r>
-      <w:proofErr w:type="spellEnd"/>
-      <w:r>
-        <w:rPr>
-          <w:rFonts w:ascii="Roboto" w:hAnsi="Roboto"/>
-          <w:sz w:val="20"/>
-          <w:szCs w:val="20"/>
-        </w:rPr>
-        <w:t xml:space="preserve"> </w:t>
-      </w:r>
-      <w:proofErr w:type="spellStart"/>
-      <w:r>
-        <w:rPr>
-          <w:rFonts w:ascii="Roboto" w:hAnsi="Roboto"/>
-          <w:sz w:val="20"/>
-          <w:szCs w:val="20"/>
-        </w:rPr>
-        <w:t>incididunt</w:t>
-      </w:r>
-      <w:proofErr w:type="spellEnd"/>
-      <w:r>
-        <w:rPr>
-          <w:rFonts w:ascii="Roboto" w:hAnsi="Roboto"/>
-          <w:sz w:val="20"/>
-          <w:szCs w:val="20"/>
-        </w:rPr>
-        <w:t xml:space="preserve"> </w:t>
-      </w:r>
-      <w:proofErr w:type="spellStart"/>
-      <w:r>
-        <w:rPr>
-          <w:rFonts w:ascii="Roboto" w:hAnsi="Roboto"/>
-          <w:sz w:val="20"/>
-          <w:szCs w:val="20"/>
-        </w:rPr>
-        <w:t>ut</w:t>
-      </w:r>
-      <w:proofErr w:type="spellEnd"/>
-      <w:r>
-        <w:rPr>
-          <w:rFonts w:ascii="Roboto" w:hAnsi="Roboto"/>
-          <w:sz w:val="20"/>
-          <w:szCs w:val="20"/>
-        </w:rPr>
-        <w:t xml:space="preserve"> labore et dolore magna </w:t>
-      </w:r>
-      <w:proofErr w:type="spellStart"/>
-      <w:r>
-        <w:rPr>
-          <w:rFonts w:ascii="Roboto" w:hAnsi="Roboto"/>
-          <w:sz w:val="20"/>
-          <w:szCs w:val="20"/>
-        </w:rPr>
-        <w:t>aliqua</w:t>
-      </w:r>
-      <w:proofErr w:type="spellEnd"/>
-      <w:r>
-        <w:rPr>
-          <w:rFonts w:ascii="Roboto" w:hAnsi="Roboto"/>
-          <w:sz w:val="20"/>
-          <w:szCs w:val="20"/>
-        </w:rPr>
-        <w:t xml:space="preserve">. Ut </w:t>
-      </w:r>
-      <w:proofErr w:type="spellStart"/>
-      <w:r>
-        <w:rPr>
-          <w:rFonts w:ascii="Roboto" w:hAnsi="Roboto"/>
-          <w:sz w:val="20"/>
-          <w:szCs w:val="20"/>
-        </w:rPr>
-        <w:t>enim</w:t>
-      </w:r>
-      <w:proofErr w:type="spellEnd"/>
-      <w:r>
-        <w:rPr>
-          <w:rFonts w:ascii="Roboto" w:hAnsi="Roboto"/>
-          <w:sz w:val="20"/>
-          <w:szCs w:val="20"/>
-        </w:rPr>
-        <w:t xml:space="preserve"> ad minim </w:t>
-      </w:r>
-      <w:proofErr w:type="spellStart"/>
-      <w:r>
-        <w:rPr>
-          <w:rFonts w:ascii="Roboto" w:hAnsi="Roboto"/>
-          <w:sz w:val="20"/>
-          <w:szCs w:val="20"/>
-        </w:rPr>
-        <w:t>veniam</w:t>
-      </w:r>
-      <w:proofErr w:type="spellEnd"/>
-      <w:r>
-        <w:rPr>
-          <w:rFonts w:ascii="Roboto" w:hAnsi="Roboto"/>
-          <w:sz w:val="20"/>
-          <w:szCs w:val="20"/>
-        </w:rPr>
-        <w:t xml:space="preserve">, </w:t>
-      </w:r>
-      <w:proofErr w:type="spellStart"/>
-      <w:r>
-        <w:rPr>
-          <w:rFonts w:ascii="Roboto" w:hAnsi="Roboto"/>
-          <w:sz w:val="20"/>
-          <w:szCs w:val="20"/>
-        </w:rPr>
-        <w:t>quis</w:t>
-      </w:r>
-      <w:proofErr w:type="spellEnd"/>
-      <w:r>
-        <w:rPr>
-          <w:rFonts w:ascii="Roboto" w:hAnsi="Roboto"/>
-          <w:sz w:val="20"/>
-          <w:szCs w:val="20"/>
-        </w:rPr>
-        <w:t xml:space="preserve"> </w:t>
-      </w:r>
-      <w:proofErr w:type="spellStart"/>
-      <w:r>
-        <w:rPr>
-          <w:rFonts w:ascii="Roboto" w:hAnsi="Roboto"/>
-          <w:sz w:val="20"/>
-          <w:szCs w:val="20"/>
-        </w:rPr>
-        <w:t>nostrud</w:t>
-      </w:r>
-      <w:proofErr w:type="spellEnd"/>
-      <w:r>
-        <w:rPr>
-          <w:rFonts w:ascii="Roboto" w:hAnsi="Roboto"/>
-          <w:sz w:val="20"/>
-          <w:szCs w:val="20"/>
-        </w:rPr>
-        <w:t xml:space="preserve"> exercitation </w:t>
-      </w:r>
-      <w:proofErr w:type="spellStart"/>
-      <w:r>
-        <w:rPr>
-          <w:rFonts w:ascii="Roboto" w:hAnsi="Roboto"/>
-          <w:sz w:val="20"/>
-          <w:szCs w:val="20"/>
-        </w:rPr>
-        <w:t>ullamco</w:t>
-      </w:r>
-      <w:proofErr w:type="spellEnd"/>
-      <w:r>
-        <w:rPr>
-          <w:rFonts w:ascii="Roboto" w:hAnsi="Roboto"/>
-          <w:sz w:val="20"/>
-          <w:szCs w:val="20"/>
-        </w:rPr>
-        <w:t xml:space="preserve"> </w:t>
-      </w:r>
-      <w:proofErr w:type="spellStart"/>
-      <w:r>
-        <w:rPr>
-          <w:rFonts w:ascii="Roboto" w:hAnsi="Roboto"/>
-          <w:sz w:val="20"/>
-          <w:szCs w:val="20"/>
-        </w:rPr>
-        <w:t>laboris</w:t>
-      </w:r>
-      <w:proofErr w:type="spellEnd"/>
-      <w:r>
-        <w:rPr>
-          <w:rFonts w:ascii="Roboto" w:hAnsi="Roboto"/>
-          <w:sz w:val="20"/>
-          <w:szCs w:val="20"/>
-        </w:rPr>
-        <w:t xml:space="preserve"> nisi </w:t>
-      </w:r>
-      <w:proofErr w:type="spellStart"/>
-      <w:r>
-        <w:rPr>
-          <w:rFonts w:ascii="Roboto" w:hAnsi="Roboto"/>
-          <w:sz w:val="20"/>
-          <w:szCs w:val="20"/>
-        </w:rPr>
-        <w:t>ut</w:t>
-      </w:r>
-      <w:proofErr w:type="spellEnd"/>
-      <w:r>
-        <w:rPr>
-          <w:rFonts w:ascii="Roboto" w:hAnsi="Roboto"/>
-          <w:sz w:val="20"/>
-          <w:szCs w:val="20"/>
-        </w:rPr>
-        <w:t xml:space="preserve"> </w:t>
-      </w:r>
-      <w:proofErr w:type="spellStart"/>
-      <w:r>
-        <w:rPr>
-          <w:rFonts w:ascii="Roboto" w:hAnsi="Roboto"/>
-          <w:sz w:val="20"/>
-          <w:szCs w:val="20"/>
-        </w:rPr>
-        <w:t>aliquip</w:t>
-      </w:r>
-      <w:proofErr w:type="spellEnd"/>
-      <w:r>
-        <w:rPr>
-          <w:rFonts w:ascii="Roboto" w:hAnsi="Roboto"/>
-          <w:sz w:val="20"/>
-          <w:szCs w:val="20"/>
-        </w:rPr>
-        <w:t xml:space="preserve"> ex </w:t>
-      </w:r>
-      <w:proofErr w:type="spellStart"/>
-      <w:r>
-        <w:rPr>
-          <w:rFonts w:ascii="Roboto" w:hAnsi="Roboto"/>
-          <w:sz w:val="20"/>
-          <w:szCs w:val="20"/>
-        </w:rPr>
-        <w:t>ea</w:t>
-      </w:r>
-      <w:proofErr w:type="spellEnd"/>
-      <w:r>
-        <w:rPr>
-          <w:rFonts w:ascii="Roboto" w:hAnsi="Roboto"/>
-          <w:sz w:val="20"/>
-          <w:szCs w:val="20"/>
-        </w:rPr>
-        <w:t xml:space="preserve"> </w:t>
-      </w:r>
-      <w:proofErr w:type="spellStart"/>
-      <w:r>
-        <w:rPr>
-          <w:rFonts w:ascii="Roboto" w:hAnsi="Roboto"/>
-          <w:sz w:val="20"/>
-          <w:szCs w:val="20"/>
-        </w:rPr>
-        <w:t>commodo</w:t>
-      </w:r>
-      <w:proofErr w:type="spellEnd"/>
-      <w:r>
-        <w:rPr>
-          <w:rFonts w:ascii="Roboto" w:hAnsi="Roboto"/>
-          <w:sz w:val="20"/>
-          <w:szCs w:val="20"/>
-        </w:rPr>
-        <w:t xml:space="preserve"> </w:t>
-      </w:r>
-      <w:proofErr w:type="spellStart"/>
-      <w:r>
-        <w:rPr>
-          <w:rFonts w:ascii="Roboto" w:hAnsi="Roboto"/>
-          <w:sz w:val="20"/>
-          <w:szCs w:val="20"/>
-        </w:rPr>
-        <w:t>consequat</w:t>
-      </w:r>
-      <w:proofErr w:type="spellEnd"/>
-      <w:r>
-        <w:rPr>
-          <w:rFonts w:ascii="Roboto" w:hAnsi="Roboto"/>
-          <w:sz w:val="20"/>
-          <w:szCs w:val="20"/>
-        </w:rPr>
-        <w:t xml:space="preserve">. </w:t>
+        <w:tabs>
+          <w:tab w:val="right" w:pos="9072"/>
+        </w:tabs>
+        <w:spacing w:line="240" w:lineRule="auto"/>
+        <w:rPr>
+          <w:rFonts w:ascii="Roboto" w:hAnsi="Roboto"/>
+          <w:i/>
+          <w:iCs/>
+          <w:sz w:val="16"/>
+          <w:szCs w:val="16"/>
+        </w:rPr>
+      </w:pPr>
+      <w:r>
+        <w:rPr>
+          <w:rFonts w:ascii="Roboto" w:hAnsi="Roboto"/>
+          <w:sz w:val="16"/>
+          <w:szCs w:val="16"/>
+        </w:rPr>
+        <w:t>B.S., Computer Science &amp; Engineering</w:t>
+      </w:r>
+      <w:r>
+        <w:rPr>
+          <w:rFonts w:ascii="Roboto" w:hAnsi="Roboto"/>
+          <w:sz w:val="16"/>
+          <w:szCs w:val="16"/>
+        </w:rPr>
+        <w:tab/>
+      </w:r>
+      <w:r>
+        <w:rPr>
+          <w:rFonts w:ascii="Roboto" w:hAnsi="Roboto"/>
+          <w:i/>
+          <w:iCs/>
+          <w:sz w:val="16"/>
+          <w:szCs w:val="16"/>
+        </w:rPr>
+        <w:t>Lewisburg, PA</w:t>
       </w:r>
     </w:p>
     <w:p>
       <w:pPr>
-        <w:jc w:val="center"/>
-        <w:rPr>
-          <w:rFonts w:ascii="Roboto" w:hAnsi="Roboto"/>
-          <w:b/>
-          <w:bCs/>
-          <w:sz w:val="24"/>
-          <w:szCs w:val="24"/>
-        </w:rPr>
-      </w:pPr>
-      <w:r>
-        <w:rPr>
-          <w:rFonts w:ascii="Roboto" w:hAnsi="Roboto"/>
-          <w:b/>
-          <w:bCs/>
-          <w:sz w:val="24"/>
-          <w:szCs w:val="24"/>
-        </w:rPr>
-        <w:t>EDUCATION</w:t>
+        <w:pStyle w:val="ListParagraph"/>
+        <w:numPr>
+          <w:ilvl w:val="0"/>
+          <w:numId w:val="1"/>
+        </w:numPr>
+        <w:spacing w:line="240" w:lineRule="auto"/>
+        <w:rPr>
+          <w:rFonts w:ascii="Roboto" w:hAnsi="Roboto"/>
+          <w:sz w:val="16"/>
+          <w:szCs w:val="16"/>
+        </w:rPr>
+      </w:pPr>
+      <w:r>
+        <w:rPr>
+          <w:rFonts w:ascii="Roboto" w:hAnsi="Roboto"/>
+          <w:b/>
+          <w:bCs/>
+          <w:sz w:val="16"/>
+          <w:szCs w:val="16"/>
+        </w:rPr>
+        <w:t>Coursework:</w:t>
+      </w:r>
+      <w:r>
+        <w:rPr>
+          <w:rFonts w:ascii="Roboto" w:hAnsi="Roboto"/>
+          <w:sz w:val="16"/>
+          <w:szCs w:val="16"/>
+        </w:rPr>
+        <w:t xml:space="preserve"> Engineering Orientation, Introduction to Engineering, Calculus I, General Physics, Introduction to Computer Science, Calculus II, General Physics II</w:t>
       </w:r>
     </w:p>
     <w:p>
       <w:pPr>
-        <w:spacing w:line="480" w:lineRule="auto"/>
-        <w:rPr>
-          <w:rFonts w:ascii="Roboto" w:hAnsi="Roboto"/>
+        <w:pBdr>
+          <w:bottom w:val="single" w:sz="6" w:space="1" w:color="auto"/>
+        </w:pBdr>
+        <w:spacing w:line="240" w:lineRule="auto"/>
+        <w:rPr>
+          <w:rFonts w:ascii="Roboto" w:hAnsi="Roboto"/>
+          <w:b/>
+          <w:bCs/>
           <w:sz w:val="22"/>
-        </w:rPr>
-      </w:pPr>
+          <w:szCs w:val="22"/>
+        </w:rPr>
+      </w:pPr>
+      <w:r>
+        <w:rPr>
+          <w:rFonts w:ascii="Roboto" w:hAnsi="Roboto"/>
+          <w:b/>
+          <w:bCs/>
+          <w:sz w:val="22"/>
+          <w:szCs w:val="22"/>
+        </w:rPr>
+        <w:t>SKILLS</w:t>
+      </w:r>
     </w:p>
     <w:p>
       <w:pPr>
-        <w:spacing w:line="480" w:lineRule="auto"/>
-        <w:jc w:val="center"/>
-        <w:rPr>
-          <w:rFonts w:ascii="Roboto" w:hAnsi="Roboto"/>
-          <w:sz w:val="22"/>
-        </w:rPr>
-      </w:pPr>
+        <w:pStyle w:val="ListParagraph"/>
+        <w:numPr>
+          <w:ilvl w:val="0"/>
+          <w:numId w:val="1"/>
+        </w:numPr>
+        <w:spacing w:line="240" w:lineRule="auto"/>
+        <w:rPr>
+          <w:rFonts w:ascii="Roboto" w:hAnsi="Roboto"/>
+          <w:b/>
+          <w:bCs/>
+          <w:sz w:val="16"/>
+          <w:szCs w:val="16"/>
+        </w:rPr>
+      </w:pPr>
+      <w:r>
+        <w:rPr>
+          <w:rFonts w:ascii="Roboto" w:hAnsi="Roboto"/>
+          <w:b/>
+          <w:bCs/>
+          <w:sz w:val="16"/>
+          <w:szCs w:val="16"/>
+        </w:rPr>
+        <w:t xml:space="preserve">Design &amp; Hardware: </w:t>
+      </w:r>
+      <w:r>
+        <w:rPr>
+          <w:rFonts w:ascii="Roboto" w:hAnsi="Roboto"/>
+          <w:sz w:val="16"/>
+          <w:szCs w:val="16"/>
+        </w:rPr>
+        <w:t>AutoCAD,</w:t>
+      </w:r>
+      <w:r>
+        <w:rPr>
+          <w:rFonts w:ascii="Roboto" w:hAnsi="Roboto"/>
+          <w:sz w:val="16"/>
+          <w:szCs w:val="16"/>
+        </w:rPr>
+        <w:t xml:space="preserve"> SOLIDWORKS, Onshape, 3D Printing, Fiber Laser Cutting, Production Designer</w:t>
+      </w:r>
     </w:p>
     <w:p>
       <w:pPr>
-        <w:spacing w:line="480" w:lineRule="auto"/>
-        <w:jc w:val="center"/>
-        <w:rPr>
-          <w:rFonts w:ascii="Roboto" w:hAnsi="Roboto"/>
+        <w:pStyle w:val="ListParagraph"/>
+        <w:numPr>
+          <w:ilvl w:val="0"/>
+          <w:numId w:val="1"/>
+        </w:numPr>
+        <w:spacing w:line="240" w:lineRule="auto"/>
+        <w:rPr>
+          <w:rFonts w:ascii="Roboto" w:hAnsi="Roboto"/>
+          <w:sz w:val="16"/>
+          <w:szCs w:val="16"/>
+        </w:rPr>
+      </w:pPr>
+      <w:r>
+        <w:rPr>
+          <w:rFonts w:ascii="Roboto" w:hAnsi="Roboto"/>
+          <w:b/>
+          <w:bCs/>
+          <w:sz w:val="16"/>
+          <w:szCs w:val="16"/>
+        </w:rPr>
+        <w:t>Programming</w:t>
+      </w:r>
+      <w:r>
+        <w:rPr>
+          <w:rFonts w:ascii="Roboto" w:hAnsi="Roboto"/>
+          <w:b/>
+          <w:bCs/>
+          <w:sz w:val="16"/>
+          <w:szCs w:val="16"/>
+        </w:rPr>
+        <w:t xml:space="preserve">: </w:t>
+      </w:r>
+      <w:r>
+        <w:rPr>
+          <w:rFonts w:ascii="Roboto" w:hAnsi="Roboto"/>
+          <w:sz w:val="16"/>
+          <w:szCs w:val="16"/>
+        </w:rPr>
+        <w:t>C++, Java</w:t>
+      </w:r>
+      <w:r>
+        <w:rPr>
+          <w:rFonts w:ascii="Roboto" w:hAnsi="Roboto"/>
+          <w:sz w:val="16"/>
+          <w:szCs w:val="16"/>
+        </w:rPr>
+        <w:t xml:space="preserve"> (Android Studio)</w:t>
+      </w:r>
+      <w:r>
+        <w:rPr>
+          <w:rFonts w:ascii="Roboto" w:hAnsi="Roboto"/>
+          <w:sz w:val="16"/>
+          <w:szCs w:val="16"/>
+        </w:rPr>
+        <w:t xml:space="preserve">, Jupyter Notebook , </w:t>
+      </w:r>
+      <w:r>
+        <w:rPr>
+          <w:rFonts w:ascii="Roboto" w:hAnsi="Roboto"/>
+          <w:sz w:val="16"/>
+          <w:szCs w:val="16"/>
+        </w:rPr>
+        <w:t xml:space="preserve">NumPy, </w:t>
+      </w:r>
+      <w:r>
+        <w:rPr>
+          <w:rFonts w:ascii="Roboto" w:hAnsi="Roboto"/>
+          <w:sz w:val="16"/>
+          <w:szCs w:val="16"/>
+        </w:rPr>
+        <w:t>P</w:t>
+      </w:r>
+      <w:r>
+        <w:rPr>
+          <w:rFonts w:ascii="Roboto" w:hAnsi="Roboto"/>
+          <w:sz w:val="16"/>
+          <w:szCs w:val="16"/>
+        </w:rPr>
+        <w:t>an</w:t>
+      </w:r>
+      <w:r>
+        <w:rPr>
+          <w:rFonts w:ascii="Roboto" w:hAnsi="Roboto"/>
+          <w:sz w:val="16"/>
+          <w:szCs w:val="16"/>
+        </w:rPr>
+        <w:t>d</w:t>
+      </w:r>
+      <w:r>
+        <w:rPr>
+          <w:rFonts w:ascii="Roboto" w:hAnsi="Roboto"/>
+          <w:sz w:val="16"/>
+          <w:szCs w:val="16"/>
+        </w:rPr>
+        <w:t>as</w:t>
+      </w:r>
+      <w:r>
+        <w:rPr>
+          <w:rFonts w:ascii="Roboto" w:hAnsi="Roboto"/>
+          <w:sz w:val="16"/>
+          <w:szCs w:val="16"/>
+        </w:rPr>
+        <w:t>, Dataframe</w:t>
+      </w:r>
+    </w:p>
+    <w:p>
+      <w:pPr>
+        <w:pStyle w:val="ListParagraph"/>
+        <w:numPr>
+          <w:ilvl w:val="0"/>
+          <w:numId w:val="1"/>
+        </w:numPr>
+        <w:spacing w:line="240" w:lineRule="auto"/>
+        <w:rPr>
+          <w:rFonts w:ascii="Roboto" w:hAnsi="Roboto"/>
+          <w:b/>
+          <w:bCs/>
+          <w:sz w:val="16"/>
+          <w:szCs w:val="16"/>
+        </w:rPr>
+      </w:pPr>
+      <w:r>
+        <w:rPr>
+          <w:rFonts w:ascii="Roboto" w:hAnsi="Roboto"/>
+          <w:b/>
+          <w:bCs/>
+          <w:sz w:val="16"/>
+          <w:szCs w:val="16"/>
+        </w:rPr>
+        <w:t xml:space="preserve">Tools &amp; Simulation: </w:t>
+      </w:r>
+      <w:r>
+        <w:rPr>
+          <w:rFonts w:ascii="Roboto" w:hAnsi="Roboto"/>
+          <w:sz w:val="16"/>
+          <w:szCs w:val="16"/>
+        </w:rPr>
+        <w:t>Wokwi, Anaconda, VSCode, Github, CirkitDesigner, Arduino IDE,</w:t>
+      </w:r>
+      <w:r>
+        <w:rPr>
+          <w:rFonts w:ascii="Cambria" w:hAnsi="Cambria"/>
+          <w:b/>
+          <w:bCs/>
+          <w:sz w:val="16"/>
+          <w:szCs w:val="16"/>
+        </w:rPr>
+        <w:t xml:space="preserve"> </w:t>
+      </w:r>
+      <w:r>
+        <w:rPr>
+          <w:rFonts w:ascii="Roboto" w:hAnsi="Roboto"/>
+          <w:sz w:val="16"/>
+          <w:szCs w:val="16"/>
+        </w:rPr>
+        <w:t>Webots</w:t>
+      </w:r>
+    </w:p>
+    <w:p>
+      <w:pPr>
+        <w:pStyle w:val="ListParagraph"/>
+        <w:numPr>
+          <w:ilvl w:val="0"/>
+          <w:numId w:val="1"/>
+        </w:numPr>
+        <w:spacing w:line="240" w:lineRule="auto"/>
+        <w:rPr>
+          <w:rFonts w:ascii="Roboto" w:hAnsi="Roboto"/>
+          <w:b/>
+          <w:bCs/>
+          <w:sz w:val="16"/>
+          <w:szCs w:val="16"/>
+        </w:rPr>
+      </w:pPr>
+      <w:r>
+        <w:rPr>
+          <w:rFonts w:ascii="Roboto" w:hAnsi="Roboto"/>
+          <w:b/>
+          <w:bCs/>
+          <w:sz w:val="16"/>
+          <w:szCs w:val="16"/>
+        </w:rPr>
+        <w:t>Soft Skills</w:t>
+      </w:r>
+      <w:r>
+        <w:rPr>
+          <w:rFonts w:ascii="Roboto" w:hAnsi="Roboto"/>
+          <w:b/>
+          <w:bCs/>
+          <w:sz w:val="16"/>
+          <w:szCs w:val="16"/>
+        </w:rPr>
+        <w:t xml:space="preserve">: </w:t>
+      </w:r>
+      <w:r>
+        <w:rPr>
+          <w:rFonts w:ascii="Roboto" w:hAnsi="Roboto"/>
+          <w:sz w:val="16"/>
+          <w:szCs w:val="16"/>
+        </w:rPr>
+        <w:t>Cross-functional Communication</w:t>
+      </w:r>
+      <w:r>
+        <w:rPr>
+          <w:rFonts w:ascii="Roboto" w:hAnsi="Roboto"/>
+          <w:sz w:val="16"/>
+          <w:szCs w:val="16"/>
+        </w:rPr>
+        <w:t xml:space="preserve">, </w:t>
+      </w:r>
+      <w:r>
+        <w:rPr>
+          <w:rFonts w:ascii="Roboto" w:hAnsi="Roboto"/>
+          <w:sz w:val="16"/>
+          <w:szCs w:val="16"/>
+        </w:rPr>
+        <w:t>Technical Documentation</w:t>
+      </w:r>
+      <w:r>
+        <w:rPr>
+          <w:rFonts w:ascii="Roboto" w:hAnsi="Roboto"/>
+          <w:sz w:val="16"/>
+          <w:szCs w:val="16"/>
+        </w:rPr>
+        <w:t>, Adaptability, Initiative &amp; Ownership, Time Management</w:t>
+      </w:r>
+      <w:r>
+        <w:rPr>
+          <w:rFonts w:ascii="Roboto" w:hAnsi="Roboto"/>
+          <w:sz w:val="16"/>
+          <w:szCs w:val="16"/>
+        </w:rPr>
+        <w:t>, Quality Control</w:t>
+      </w:r>
+    </w:p>
+    <w:p>
+      <w:pPr>
+        <w:pBdr>
+          <w:bottom w:val="single" w:sz="6" w:space="1" w:color="auto"/>
+        </w:pBdr>
+        <w:spacing w:line="240" w:lineRule="auto"/>
+        <w:rPr>
+          <w:rFonts w:ascii="Roboto" w:hAnsi="Roboto"/>
+          <w:b/>
+          <w:bCs/>
           <w:sz w:val="22"/>
-        </w:rPr>
-      </w:pPr>
+          <w:szCs w:val="22"/>
+        </w:rPr>
+      </w:pPr>
+      <w:r>
+        <w:rPr>
+          <w:rFonts w:ascii="Roboto" w:hAnsi="Roboto"/>
+          <w:b/>
+          <w:bCs/>
+          <w:sz w:val="22"/>
+          <w:szCs w:val="22"/>
+        </w:rPr>
+        <w:t>WORK EXPERIENCE</w:t>
+      </w:r>
+    </w:p>
+    <w:p>
+      <w:pPr>
+        <w:spacing w:line="240" w:lineRule="auto"/>
+        <w:rPr>
+          <w:rFonts w:ascii="Roboto" w:hAnsi="Roboto"/>
+          <w:b/>
+          <w:bCs/>
+          <w:sz w:val="16"/>
+          <w:szCs w:val="16"/>
+        </w:rPr>
+      </w:pPr>
+      <w:r>
+        <w:rPr>
+          <w:rFonts w:ascii="Roboto" w:hAnsi="Roboto"/>
+          <w:b/>
+          <w:bCs/>
+          <w:sz w:val="16"/>
+          <w:szCs w:val="16"/>
+        </w:rPr>
+        <w:t>Bao Tien Industrial</w:t>
+      </w:r>
+      <w:r>
+        <w:rPr>
+          <w:rFonts w:ascii="Roboto" w:hAnsi="Roboto"/>
+          <w:b/>
+          <w:bCs/>
+          <w:sz w:val="16"/>
+          <w:szCs w:val="16"/>
+        </w:rPr>
+        <w:t xml:space="preserve"> Co. Ltd</w:t>
+      </w:r>
+    </w:p>
+    <w:p>
+      <w:pPr>
+        <w:tabs>
+          <w:tab w:val="right" w:pos="9072"/>
+        </w:tabs>
+        <w:spacing w:line="240" w:lineRule="auto"/>
+        <w:rPr>
+          <w:rFonts w:ascii="Roboto" w:hAnsi="Roboto"/>
+          <w:i/>
+          <w:iCs/>
+          <w:sz w:val="16"/>
+          <w:szCs w:val="16"/>
+        </w:rPr>
+      </w:pPr>
+      <w:r>
+        <w:rPr>
+          <w:rFonts w:ascii="Roboto" w:hAnsi="Roboto"/>
+          <w:i/>
+          <w:iCs/>
+          <w:sz w:val="16"/>
+          <w:szCs w:val="16"/>
+        </w:rPr>
+        <w:t>Mechanical Design Engineer Intern</w:t>
+      </w:r>
+      <w:r>
+        <w:rPr>
+          <w:rFonts w:ascii="Roboto" w:hAnsi="Roboto"/>
+          <w:i/>
+          <w:iCs/>
+          <w:sz w:val="16"/>
+          <w:szCs w:val="16"/>
+        </w:rPr>
+        <w:tab/>
+        <w:t xml:space="preserve">Vietnam, </w:t>
+      </w:r>
+      <w:r>
+        <w:rPr>
+          <w:rFonts w:ascii="Roboto" w:hAnsi="Roboto"/>
+          <w:b/>
+          <w:bCs/>
+          <w:sz w:val="16"/>
+          <w:szCs w:val="16"/>
+        </w:rPr>
+        <w:t>June 2026 – Aug 2026</w:t>
+      </w:r>
+    </w:p>
+    <w:p>
+      <w:pPr>
+        <w:pStyle w:val="ListParagraph"/>
+        <w:numPr>
+          <w:ilvl w:val="0"/>
+          <w:numId w:val="5"/>
+        </w:numPr>
+        <w:spacing w:line="240" w:lineRule="auto"/>
+        <w:rPr>
+          <w:rFonts w:ascii="Roboto" w:hAnsi="Roboto"/>
+          <w:i/>
+          <w:iCs/>
+          <w:sz w:val="16"/>
+          <w:szCs w:val="16"/>
+        </w:rPr>
+      </w:pPr>
+      <w:r>
+        <w:rPr>
+          <w:rFonts w:ascii="Roboto" w:hAnsi="Roboto"/>
+          <w:i/>
+          <w:iCs/>
+          <w:sz w:val="16"/>
+          <w:szCs w:val="16"/>
+        </w:rPr>
+        <w:t>Designed and modified sheet metal components and assemblies in SOLIDWORKS based on customer specifications and manufacturing requirements.</w:t>
+      </w:r>
+    </w:p>
+    <w:p>
+      <w:pPr>
+        <w:pStyle w:val="ListParagraph"/>
+        <w:numPr>
+          <w:ilvl w:val="0"/>
+          <w:numId w:val="5"/>
+        </w:numPr>
+        <w:spacing w:line="240" w:lineRule="auto"/>
+        <w:rPr>
+          <w:rFonts w:ascii="Roboto" w:hAnsi="Roboto"/>
+          <w:i/>
+          <w:iCs/>
+          <w:sz w:val="16"/>
+          <w:szCs w:val="16"/>
+        </w:rPr>
+      </w:pPr>
+      <w:r>
+        <w:rPr>
+          <w:rFonts w:ascii="Roboto" w:hAnsi="Roboto"/>
+          <w:i/>
+          <w:iCs/>
+          <w:sz w:val="16"/>
+          <w:szCs w:val="16"/>
+        </w:rPr>
+        <w:t>Produced detailed manufacturing documentation, including 2D drawings, DXF flat patterns, and AutoCAD dimensioning template</w:t>
+      </w:r>
+      <w:r>
+        <w:rPr>
+          <w:rFonts w:ascii="Roboto" w:hAnsi="Roboto"/>
+          <w:i/>
+          <w:iCs/>
+          <w:sz w:val="16"/>
+          <w:szCs w:val="16"/>
+        </w:rPr>
+        <w:t xml:space="preserve"> </w:t>
+      </w:r>
+    </w:p>
+    <w:p>
+      <w:pPr>
+        <w:pStyle w:val="ListParagraph"/>
+        <w:numPr>
+          <w:ilvl w:val="0"/>
+          <w:numId w:val="5"/>
+        </w:numPr>
+        <w:spacing w:line="240" w:lineRule="auto"/>
+        <w:rPr>
+          <w:rFonts w:ascii="Roboto" w:hAnsi="Roboto"/>
+          <w:i/>
+          <w:iCs/>
+          <w:sz w:val="16"/>
+          <w:szCs w:val="16"/>
+        </w:rPr>
+      </w:pPr>
+      <w:r>
+        <w:rPr>
+          <w:rFonts w:ascii="Roboto" w:hAnsi="Roboto"/>
+          <w:i/>
+          <w:iCs/>
+          <w:sz w:val="16"/>
+          <w:szCs w:val="16"/>
+        </w:rPr>
+        <w:t>Selected and integrated standard hardware using the SOLIDWORKS Toolbox (ANSI, ISO, PEM Metric/Inch) and COTS components from McMaster-Carr while ensuring compatibility with manufacturing standards.</w:t>
+      </w:r>
+    </w:p>
+    <w:p>
+      <w:pPr>
+        <w:pStyle w:val="ListParagraph"/>
+        <w:numPr>
+          <w:ilvl w:val="0"/>
+          <w:numId w:val="5"/>
+        </w:numPr>
+        <w:spacing w:line="240" w:lineRule="auto"/>
+        <w:rPr>
+          <w:rFonts w:ascii="Roboto" w:hAnsi="Roboto"/>
+          <w:b/>
+          <w:bCs/>
+          <w:sz w:val="16"/>
+          <w:szCs w:val="16"/>
+        </w:rPr>
+      </w:pPr>
+      <w:r>
+        <w:rPr>
+          <w:rFonts w:ascii="Roboto" w:hAnsi="Roboto"/>
+          <w:i/>
+          <w:iCs/>
+          <w:sz w:val="16"/>
+          <w:szCs w:val="16"/>
+        </w:rPr>
+        <w:t>Assisted in engineering change requests (ECR/ECO) by updating CAD models and manufacturing documentation to reflect design revisions.</w:t>
+      </w:r>
+    </w:p>
+    <w:p>
+      <w:pPr>
+        <w:spacing w:line="240" w:lineRule="auto"/>
+        <w:rPr>
+          <w:rFonts w:ascii="Roboto" w:hAnsi="Roboto"/>
+          <w:b/>
+          <w:bCs/>
+          <w:sz w:val="16"/>
+          <w:szCs w:val="16"/>
+        </w:rPr>
+      </w:pPr>
+      <w:r>
+        <w:rPr>
+          <w:rFonts w:ascii="Roboto" w:hAnsi="Roboto"/>
+          <w:b/>
+          <w:bCs/>
+          <w:sz w:val="16"/>
+          <w:szCs w:val="16"/>
+        </w:rPr>
+        <w:t>OverSee</w:t>
+      </w:r>
+    </w:p>
+    <w:p>
+      <w:pPr>
+        <w:tabs>
+          <w:tab w:val="right" w:pos="9072"/>
+        </w:tabs>
+        <w:spacing w:line="240" w:lineRule="auto"/>
+        <w:rPr>
+          <w:rFonts w:ascii="Roboto" w:hAnsi="Roboto"/>
+          <w:b/>
+          <w:bCs/>
+          <w:sz w:val="16"/>
+          <w:szCs w:val="16"/>
+        </w:rPr>
+      </w:pPr>
+      <w:r>
+        <w:rPr>
+          <w:rFonts w:ascii="Roboto" w:hAnsi="Roboto"/>
+          <w:i/>
+          <w:iCs/>
+          <w:sz w:val="16"/>
+          <w:szCs w:val="16"/>
+        </w:rPr>
+        <w:t>IT Department</w:t>
+      </w:r>
+      <w:r>
+        <w:rPr>
+          <w:rFonts w:ascii="Roboto" w:hAnsi="Roboto"/>
+          <w:i/>
+          <w:iCs/>
+          <w:sz w:val="16"/>
+          <w:szCs w:val="16"/>
+        </w:rPr>
+        <w:tab/>
+        <w:t xml:space="preserve">Vietnam, </w:t>
+      </w:r>
+      <w:r>
+        <w:rPr>
+          <w:rFonts w:ascii="Roboto" w:hAnsi="Roboto"/>
+          <w:b/>
+          <w:bCs/>
+          <w:sz w:val="16"/>
+          <w:szCs w:val="16"/>
+        </w:rPr>
+        <w:t>Oct 2025 – Present</w:t>
+      </w:r>
+    </w:p>
+    <w:p>
+      <w:pPr>
+        <w:pStyle w:val="ListParagraph"/>
+        <w:numPr>
+          <w:ilvl w:val="0"/>
+          <w:numId w:val="3"/>
+        </w:numPr>
+        <w:spacing w:line="240" w:lineRule="auto"/>
+        <w:rPr>
+          <w:rFonts w:ascii="Roboto" w:hAnsi="Roboto"/>
+          <w:i/>
+          <w:iCs/>
+          <w:sz w:val="16"/>
+          <w:szCs w:val="16"/>
+        </w:rPr>
+      </w:pPr>
+      <w:r>
+        <w:rPr>
+          <w:rFonts w:ascii="Roboto" w:hAnsi="Roboto"/>
+          <w:i/>
+          <w:iCs/>
+          <w:sz w:val="16"/>
+          <w:szCs w:val="16"/>
+        </w:rPr>
+        <w:t xml:space="preserve">Led the end-to-end full-stack development of the teaching center's website, from requirements gathering, stakeholder meetings, and Figma wireframing to implementation and deployment, delivering 200+ production deployments via Vercel. </w:t>
+      </w:r>
+    </w:p>
+    <w:p>
+      <w:pPr>
+        <w:pStyle w:val="ListParagraph"/>
+        <w:numPr>
+          <w:ilvl w:val="0"/>
+          <w:numId w:val="3"/>
+        </w:numPr>
+        <w:spacing w:line="240" w:lineRule="auto"/>
+        <w:rPr>
+          <w:rFonts w:ascii="Roboto" w:hAnsi="Roboto"/>
+          <w:i/>
+          <w:iCs/>
+          <w:sz w:val="16"/>
+          <w:szCs w:val="16"/>
+        </w:rPr>
+      </w:pPr>
+      <w:r>
+        <w:rPr>
+          <w:rFonts w:ascii="Roboto" w:hAnsi="Roboto"/>
+          <w:i/>
+          <w:iCs/>
+          <w:sz w:val="16"/>
+          <w:szCs w:val="16"/>
+        </w:rPr>
+        <w:t xml:space="preserve">Integrated Google Apps Script and Google Sheets APIs to automate mentor and mentee registration workflows, enabling real-time data collection and management without a traditional backend database. </w:t>
+      </w:r>
+    </w:p>
+    <w:p>
+      <w:pPr>
+        <w:pStyle w:val="ListParagraph"/>
+        <w:numPr>
+          <w:ilvl w:val="0"/>
+          <w:numId w:val="3"/>
+        </w:numPr>
+        <w:spacing w:line="240" w:lineRule="auto"/>
+        <w:rPr>
+          <w:rFonts w:ascii="Roboto" w:hAnsi="Roboto"/>
+          <w:i/>
+          <w:iCs/>
+          <w:sz w:val="16"/>
+          <w:szCs w:val="16"/>
+        </w:rPr>
+      </w:pPr>
+      <w:r>
+        <w:rPr>
+          <w:rFonts w:ascii="Roboto" w:hAnsi="Roboto"/>
+          <w:i/>
+          <w:iCs/>
+          <w:sz w:val="16"/>
+          <w:szCs w:val="16"/>
+        </w:rPr>
+        <w:t xml:space="preserve">Contributed to a promotional IELTS campaign sponsored by the teaching center, where the online testing platform supported the registration and assessment of 80+ participating students. </w:t>
+      </w:r>
+    </w:p>
+    <w:p>
+      <w:pPr>
+        <w:pStyle w:val="ListParagraph"/>
+        <w:numPr>
+          <w:ilvl w:val="0"/>
+          <w:numId w:val="3"/>
+        </w:numPr>
+        <w:spacing w:line="240" w:lineRule="auto"/>
+        <w:rPr>
+          <w:rFonts w:ascii="Roboto" w:hAnsi="Roboto"/>
+          <w:i/>
+          <w:iCs/>
+          <w:sz w:val="16"/>
+          <w:szCs w:val="16"/>
+        </w:rPr>
+      </w:pPr>
+      <w:r>
+        <w:rPr>
+          <w:rFonts w:ascii="Roboto" w:hAnsi="Roboto"/>
+          <w:i/>
+          <w:iCs/>
+          <w:sz w:val="16"/>
+          <w:szCs w:val="16"/>
+        </w:rPr>
+        <w:t>Collaborated with stakeholders to translate business requirements into intuitive UI/UX designs and deliver scalable web solutions aligned with organizational goals.</w:t>
+      </w:r>
+    </w:p>
+    <w:p>
+      <w:pPr>
+        <w:pBdr>
+          <w:bottom w:val="single" w:sz="6" w:space="1" w:color="auto"/>
+        </w:pBdr>
+        <w:spacing w:line="240" w:lineRule="auto"/>
+        <w:rPr>
+          <w:rFonts w:ascii="Roboto" w:hAnsi="Roboto"/>
+          <w:b/>
+          <w:bCs/>
+          <w:sz w:val="22"/>
+          <w:szCs w:val="22"/>
+        </w:rPr>
+      </w:pPr>
+      <w:r>
+        <w:rPr>
+          <w:rFonts w:ascii="Roboto" w:hAnsi="Roboto"/>
+          <w:b/>
+          <w:bCs/>
+          <w:sz w:val="22"/>
+          <w:szCs w:val="22"/>
+        </w:rPr>
+        <w:t>PROJECT</w:t>
+      </w:r>
+    </w:p>
+    <w:p>
+      <w:pPr>
+        <w:tabs>
+          <w:tab w:val="right" w:pos="9072"/>
+        </w:tabs>
+        <w:spacing w:line="240" w:lineRule="auto"/>
+        <w:rPr>
+          <w:rFonts w:ascii="Roboto" w:hAnsi="Roboto"/>
+          <w:b/>
+          <w:bCs/>
+          <w:sz w:val="16"/>
+          <w:szCs w:val="16"/>
+        </w:rPr>
+      </w:pPr>
+      <w:r>
+        <w:rPr>
+          <w:rFonts w:ascii="Roboto" w:hAnsi="Roboto"/>
+          <w:b/>
+          <w:bCs/>
+          <w:sz w:val="16"/>
+          <w:szCs w:val="16"/>
+        </w:rPr>
+        <w:t>FTC 2025-2026: DECODE</w:t>
+      </w:r>
+    </w:p>
+    <w:p>
+      <w:pPr>
+        <w:tabs>
+          <w:tab w:val="right" w:pos="9072"/>
+        </w:tabs>
+        <w:spacing w:line="240" w:lineRule="auto"/>
+        <w:rPr>
+          <w:rFonts w:ascii="Roboto" w:hAnsi="Roboto"/>
+          <w:b/>
+          <w:bCs/>
+          <w:sz w:val="16"/>
+          <w:szCs w:val="16"/>
+        </w:rPr>
+      </w:pPr>
+      <w:r>
+        <w:rPr>
+          <w:rFonts w:ascii="Roboto" w:hAnsi="Roboto"/>
+          <w:i/>
+          <w:iCs/>
+          <w:sz w:val="16"/>
+          <w:szCs w:val="16"/>
+        </w:rPr>
+        <w:t>Personal Project</w:t>
+      </w:r>
+      <w:r>
+        <w:rPr>
+          <w:rFonts w:ascii="Roboto" w:hAnsi="Roboto"/>
+          <w:i/>
+          <w:iCs/>
+          <w:sz w:val="16"/>
+          <w:szCs w:val="16"/>
+        </w:rPr>
+        <w:tab/>
+      </w:r>
+      <w:r>
+        <w:rPr>
+          <w:rFonts w:ascii="Roboto" w:hAnsi="Roboto"/>
+          <w:b/>
+          <w:bCs/>
+          <w:sz w:val="16"/>
+          <w:szCs w:val="16"/>
+        </w:rPr>
+        <w:t>Feb 2026 – May 2026</w:t>
+      </w:r>
+    </w:p>
+    <w:p>
+      <w:pPr>
+        <w:pStyle w:val="ListParagraph"/>
+        <w:numPr>
+          <w:ilvl w:val="0"/>
+          <w:numId w:val="6"/>
+        </w:numPr>
+        <w:tabs>
+          <w:tab w:val="right" w:pos="9072"/>
+        </w:tabs>
+        <w:spacing w:line="240" w:lineRule="auto"/>
+        <w:rPr>
+          <w:rFonts w:ascii="Roboto" w:hAnsi="Roboto"/>
+          <w:i/>
+          <w:iCs/>
+          <w:sz w:val="16"/>
+          <w:szCs w:val="16"/>
+        </w:rPr>
+      </w:pPr>
+      <w:r>
+        <w:rPr>
+          <w:rFonts w:ascii="Roboto" w:hAnsi="Roboto"/>
+          <w:i/>
+          <w:iCs/>
+          <w:sz w:val="16"/>
+          <w:szCs w:val="16"/>
+        </w:rPr>
+        <w:t xml:space="preserve">Developed an </w:t>
+      </w:r>
+      <w:r>
+        <w:rPr>
+          <w:rFonts w:ascii="Roboto" w:hAnsi="Roboto"/>
+          <w:i/>
+          <w:iCs/>
+          <w:sz w:val="16"/>
+          <w:szCs w:val="16"/>
+        </w:rPr>
+        <w:t xml:space="preserve">300+ hours </w:t>
+      </w:r>
+      <w:r>
+        <w:rPr>
+          <w:rFonts w:ascii="Roboto" w:hAnsi="Roboto"/>
+          <w:i/>
+          <w:iCs/>
+          <w:sz w:val="16"/>
+          <w:szCs w:val="16"/>
+        </w:rPr>
+        <w:t xml:space="preserve">off-season mechanical design project focusing on building a virtual prototype for the FTC 2025–2026 season: DECODE. </w:t>
+      </w:r>
+    </w:p>
+    <w:p>
+      <w:pPr>
+        <w:pStyle w:val="ListParagraph"/>
+        <w:numPr>
+          <w:ilvl w:val="0"/>
+          <w:numId w:val="6"/>
+        </w:numPr>
+        <w:tabs>
+          <w:tab w:val="right" w:pos="9072"/>
+        </w:tabs>
+        <w:spacing w:line="240" w:lineRule="auto"/>
+        <w:rPr>
+          <w:rFonts w:ascii="Roboto" w:hAnsi="Roboto"/>
+          <w:i/>
+          <w:iCs/>
+          <w:sz w:val="16"/>
+          <w:szCs w:val="16"/>
+        </w:rPr>
+      </w:pPr>
+      <w:r>
+        <w:rPr>
+          <w:rFonts w:ascii="Roboto" w:hAnsi="Roboto"/>
+          <w:i/>
+          <w:iCs/>
+          <w:sz w:val="16"/>
+          <w:szCs w:val="16"/>
+        </w:rPr>
+        <w:t xml:space="preserve">Integrated 3 factors: fast and flexible intake, smooth and rapid transfer, stable and precise shooter to make </w:t>
+      </w:r>
+      <w:r>
+        <w:rPr>
+          <w:rFonts w:ascii="Roboto" w:hAnsi="Roboto"/>
+          <w:i/>
+          <w:iCs/>
+          <w:sz w:val="16"/>
+          <w:szCs w:val="16"/>
+        </w:rPr>
+        <w:t>4</w:t>
+      </w:r>
+      <w:r>
+        <w:rPr>
+          <w:rFonts w:ascii="Roboto" w:hAnsi="Roboto"/>
+          <w:i/>
+          <w:iCs/>
+          <w:sz w:val="16"/>
+          <w:szCs w:val="16"/>
+        </w:rPr>
+        <w:t xml:space="preserve"> iterations on intake</w:t>
+      </w:r>
+      <w:r>
+        <w:rPr>
+          <w:rFonts w:ascii="Roboto" w:hAnsi="Roboto"/>
+          <w:i/>
+          <w:iCs/>
+          <w:sz w:val="16"/>
+          <w:szCs w:val="16"/>
+        </w:rPr>
+        <w:t xml:space="preserve"> and</w:t>
+      </w:r>
+      <w:r>
+        <w:rPr>
+          <w:rFonts w:ascii="Roboto" w:hAnsi="Roboto"/>
+          <w:i/>
+          <w:iCs/>
+          <w:sz w:val="16"/>
+          <w:szCs w:val="16"/>
+        </w:rPr>
+        <w:t xml:space="preserve"> shooter</w:t>
+      </w:r>
+      <w:r>
+        <w:rPr>
+          <w:rFonts w:ascii="Roboto" w:hAnsi="Roboto"/>
+          <w:i/>
+          <w:iCs/>
+          <w:sz w:val="16"/>
+          <w:szCs w:val="16"/>
+        </w:rPr>
+        <w:t xml:space="preserve">, </w:t>
+      </w:r>
+      <w:r>
+        <w:rPr>
+          <w:rFonts w:ascii="Roboto" w:hAnsi="Roboto"/>
+          <w:i/>
+          <w:iCs/>
+          <w:sz w:val="16"/>
+          <w:szCs w:val="16"/>
+        </w:rPr>
+        <w:t>3 iterations on robot’s vision, and 5 material iterations for chassis’s frame</w:t>
+      </w:r>
+      <w:r>
+        <w:rPr>
+          <w:rFonts w:ascii="Roboto" w:hAnsi="Roboto"/>
+          <w:i/>
+          <w:iCs/>
+          <w:sz w:val="16"/>
+          <w:szCs w:val="16"/>
+        </w:rPr>
+        <w:t xml:space="preserve">, received Factor of Safety </w:t>
+      </w:r>
+      <w:r>
+        <w:rPr>
+          <w:rFonts w:ascii="Roboto" w:hAnsi="Roboto"/>
+          <w:i/>
+          <w:iCs/>
+          <w:sz w:val="16"/>
+          <w:szCs w:val="16"/>
+        </w:rPr>
+        <w:t>up to</w:t>
+      </w:r>
+      <w:r>
+        <w:rPr>
+          <w:rFonts w:ascii="Roboto" w:hAnsi="Roboto"/>
+          <w:i/>
+          <w:iCs/>
+          <w:sz w:val="16"/>
+          <w:szCs w:val="16"/>
+        </w:rPr>
+        <w:t xml:space="preserve"> 2.</w:t>
+      </w:r>
+      <w:r>
+        <w:rPr>
+          <w:rFonts w:ascii="Roboto" w:hAnsi="Roboto"/>
+          <w:i/>
+          <w:iCs/>
+          <w:sz w:val="16"/>
+          <w:szCs w:val="16"/>
+        </w:rPr>
+        <w:t>2</w:t>
+      </w:r>
+    </w:p>
+    <w:p>
+      <w:pPr>
+        <w:pBdr>
+          <w:bottom w:val="single" w:sz="6" w:space="1" w:color="auto"/>
+        </w:pBdr>
+        <w:spacing w:line="240" w:lineRule="auto"/>
+        <w:rPr>
+          <w:rFonts w:ascii="Roboto" w:hAnsi="Roboto"/>
+          <w:b/>
+          <w:bCs/>
+          <w:sz w:val="22"/>
+          <w:szCs w:val="22"/>
+        </w:rPr>
+      </w:pPr>
+      <w:r>
+        <w:rPr>
+          <w:rFonts w:ascii="Roboto" w:hAnsi="Roboto"/>
+          <w:b/>
+          <w:bCs/>
+          <w:sz w:val="22"/>
+          <w:szCs w:val="22"/>
+        </w:rPr>
+        <w:t>LEADERSHIP</w:t>
+      </w:r>
+    </w:p>
+    <w:p>
+      <w:pPr>
+        <w:tabs>
+          <w:tab w:val="right" w:pos="9072"/>
+        </w:tabs>
+        <w:spacing w:line="240" w:lineRule="auto"/>
+        <w:rPr>
+          <w:rFonts w:ascii="Roboto" w:hAnsi="Roboto"/>
+          <w:b/>
+          <w:bCs/>
+          <w:sz w:val="16"/>
+          <w:szCs w:val="16"/>
+        </w:rPr>
+      </w:pPr>
+      <w:r>
+        <w:rPr>
+          <w:rFonts w:ascii="Roboto" w:hAnsi="Roboto"/>
+          <w:b/>
+          <w:bCs/>
+          <w:sz w:val="16"/>
+          <w:szCs w:val="16"/>
+        </w:rPr>
+        <w:t>Tran Phu STEM Day</w:t>
+      </w:r>
+    </w:p>
+    <w:p>
+      <w:pPr>
+        <w:tabs>
+          <w:tab w:val="right" w:pos="9072"/>
+        </w:tabs>
+        <w:spacing w:line="240" w:lineRule="auto"/>
+        <w:rPr>
+          <w:rFonts w:ascii="Roboto" w:hAnsi="Roboto"/>
+          <w:i/>
+          <w:iCs/>
+          <w:sz w:val="16"/>
+          <w:szCs w:val="16"/>
+        </w:rPr>
+      </w:pPr>
+      <w:r>
+        <w:rPr>
+          <w:rFonts w:ascii="Roboto" w:hAnsi="Roboto"/>
+          <w:i/>
+          <w:iCs/>
+          <w:sz w:val="16"/>
+          <w:szCs w:val="16"/>
+        </w:rPr>
+        <w:t>Leader</w:t>
+      </w:r>
+      <w:r>
+        <w:rPr>
+          <w:rFonts w:ascii="Roboto" w:hAnsi="Roboto"/>
+          <w:i/>
+          <w:iCs/>
+          <w:sz w:val="16"/>
+          <w:szCs w:val="16"/>
+        </w:rPr>
+        <w:tab/>
+      </w:r>
+      <w:r>
+        <w:rPr>
+          <w:rFonts w:ascii="Roboto" w:hAnsi="Roboto"/>
+          <w:b/>
+          <w:bCs/>
+          <w:sz w:val="16"/>
+          <w:szCs w:val="16"/>
+        </w:rPr>
+        <w:t>Feb 2025 – May 2025</w:t>
+      </w:r>
+    </w:p>
+    <w:p>
+      <w:pPr>
+        <w:pStyle w:val="ListParagraph"/>
+        <w:numPr>
+          <w:ilvl w:val="0"/>
+          <w:numId w:val="2"/>
+        </w:numPr>
+        <w:tabs>
+          <w:tab w:val="right" w:pos="9072"/>
+        </w:tabs>
+        <w:spacing w:line="240" w:lineRule="auto"/>
+        <w:rPr>
+          <w:rFonts w:ascii="Roboto" w:hAnsi="Roboto"/>
+          <w:sz w:val="16"/>
+          <w:szCs w:val="16"/>
+        </w:rPr>
+      </w:pPr>
+      <w:r>
+        <w:rPr>
+          <w:rFonts w:ascii="Roboto" w:hAnsi="Roboto"/>
+          <w:sz w:val="16"/>
+          <w:szCs w:val="16"/>
+        </w:rPr>
+        <w:t>Led a team of 6 people</w:t>
+      </w:r>
+      <w:r>
+        <w:rPr>
+          <w:rFonts w:ascii="Roboto" w:hAnsi="Roboto"/>
+          <w:sz w:val="16"/>
+          <w:szCs w:val="16"/>
+        </w:rPr>
+        <w:t xml:space="preserve"> researching, </w:t>
+      </w:r>
+      <w:r>
+        <w:rPr>
+          <w:rFonts w:ascii="Roboto" w:hAnsi="Roboto"/>
+          <w:sz w:val="16"/>
+          <w:szCs w:val="16"/>
+        </w:rPr>
+        <w:t>building</w:t>
+      </w:r>
+      <w:r>
+        <w:rPr>
+          <w:rFonts w:ascii="Roboto" w:hAnsi="Roboto"/>
+          <w:sz w:val="16"/>
+          <w:szCs w:val="16"/>
+        </w:rPr>
+        <w:t>,</w:t>
+      </w:r>
+      <w:r>
+        <w:rPr>
+          <w:rFonts w:ascii="Roboto" w:hAnsi="Roboto"/>
+          <w:sz w:val="16"/>
+          <w:szCs w:val="16"/>
+        </w:rPr>
+        <w:t xml:space="preserve"> and programming an automatic fire and smoke detection system with a mist alarm</w:t>
+      </w:r>
+    </w:p>
+    <w:p>
+      <w:pPr>
+        <w:pStyle w:val="ListParagraph"/>
+        <w:numPr>
+          <w:ilvl w:val="0"/>
+          <w:numId w:val="2"/>
+        </w:numPr>
+        <w:tabs>
+          <w:tab w:val="right" w:pos="9072"/>
+        </w:tabs>
+        <w:spacing w:line="240" w:lineRule="auto"/>
+        <w:rPr>
+          <w:rFonts w:ascii="Roboto" w:hAnsi="Roboto"/>
+          <w:i/>
+          <w:iCs/>
+          <w:sz w:val="16"/>
+          <w:szCs w:val="16"/>
+        </w:rPr>
+      </w:pPr>
+      <w:r>
+        <w:rPr>
+          <w:rFonts w:ascii="Roboto" w:hAnsi="Roboto"/>
+          <w:sz w:val="16"/>
+          <w:szCs w:val="16"/>
+        </w:rPr>
+        <w:t>Earned First Place with Level A Product among 60 teams for creativity, impact, and teamwork.</w:t>
+      </w:r>
+      <w:r>
+        <w:rPr>
+          <w:rFonts w:ascii="Roboto" w:hAnsi="Roboto"/>
+          <w:i/>
+          <w:iCs/>
+          <w:sz w:val="16"/>
+          <w:szCs w:val="16"/>
+        </w:rPr>
+        <w:tab/>
+      </w:r>
     </w:p>
     <w:sectPr>
       <w:pgSz w:w="11907" w:h="16840" w:code="9"/>
-      <w:pgMar w:top="1440" w:right="1440" w:bottom="1440" w:left="1440" w:header="720" w:footer="720" w:gutter="0"/>
+      <w:pgMar w:top="1134" w:right="1134" w:bottom="1134" w:left="1701" w:header="720" w:footer="720" w:gutter="0"/>
       <w:cols w:space="720"/>
-      <w:docGrid w:linePitch="381"/>
+      <w:docGrid w:linePitch="360"/>
     </w:sectPr>
   </w:body>
 </w:document>
 </file>
 
 <file path=word/numbering.xml><?xml version="1.0" encoding="utf-8"?>
-<w:numbering xmlns:wpc="http://schemas.microsoft.com/office/word/2010/wordprocessingCanvas" xmlns:cx="http://schemas.microsoft.com/office/drawing/2014/chartex" xmlns:cx1="http://schemas.microsoft.com/office/drawing/2015/9/8/chartex" xmlns:cx2="http://schemas.microsoft.com/office/drawing/2015/10/21/chartex" xmlns:cx3="http://schemas.microsoft.com/office/drawing/2016/5/9/chartex" xmlns:cx4="http://schemas.microsoft.com/office/drawing/2016/5/10/chartex" xmlns:cx5="http://schemas.microsoft.com/office/drawing/2016/5/11/chartex" xmlns:cx6="http://schemas.microsoft.com/office/drawing/2016/5/12/chartex" xmlns:cx7="http://schemas.microsoft.com/office/drawing/2016/5/13/chartex" xmlns:cx8="http://schemas.microsoft.com/office/drawing/2016/5/14/chartex" xmlns:mc="http://schemas.openxmlformats.org/markup-compatibility/2006" xmlns:aink="http://schemas.microsoft.com/office/drawing/2016/ink" xmlns:am3d="http://schemas.microsoft.com/office/drawing/2017/model3d" xmlns:o="urn:schemas-microsoft-com:office:office" xmlns:oel="http://schemas.microsoft.com/office/2019/extlst" xmlns:r="http://schemas.openxmlformats.org/officeDocument/2006/relationships" xmlns:m="http://schemas.openxmlformats.org/officeDocument/2006/math" xmlns:v="urn:schemas-microsoft-com:vml" xmlns:wp14="http://schemas.microsoft.com/office/word/2010/wordprocessingDrawing" xmlns:wp="http://schemas.openxmlformats.org/drawingml/2006/wordprocessingDrawing" xmlns:w10="urn:schemas-microsoft-com:office:word" xmlns:w="http://schemas.openxmlformats.org/wordprocessingml/2006/main" xmlns:w14="http://schemas.microsoft.com/office/word/2010/wordml" xmlns:w15="http://schemas.microsoft.com/office/word/2012/wordml" xmlns:w16cex="http://schemas.microsoft.com/office/word/2018/wordml/cex" xmlns:w16cid="http://schemas.microsoft.com/office/word/2016/wordml/cid" xmlns:w16="http://schemas.microsoft.com/office/word/2018/wordml" xmlns:w16du="http://schemas.microsoft.com/office/word/2023/wordml/word16du" xmlns:w16sdtdh="http://schemas.microsoft.com/office/word/2020/wordml/sdtdatahash" xmlns:w16sdtfl="http://schemas.microsoft.com/office/word/2024/wordml/sdtformatlock" xmlns:w16se="http://schemas.microsoft.com/office/word/2015/wordml/symex" xmlns:wpg="http://schemas.microsoft.com/office/word/2010/wordprocessingGroup" xmlns:wpi="http://schemas.microsoft.com/office/word/2010/wordprocessingInk" xmlns:wne="http://schemas.microsoft.com/office/word/2006/wordml" xmlns:wps="http://schemas.microsoft.com/office/word/2010/wordprocessingShape" mc:Ignorable="w14 w15 w16se w16cid w16 w16cex w16sdtdh w16sdtfl w16du wp14">
+<w:numbering xmlns:wpc="http://schemas.microsoft.com/office/word/2010/wordprocessingCanvas" xmlns:cx="http://schemas.microsoft.com/office/drawing/2014/chartex" xmlns:cx1="http://schemas.microsoft.com/office/drawing/2015/9/8/chartex" xmlns:cx2="http://schemas.microsoft.com/office/drawing/2015/10/21/chartex" xmlns:cx3="http://schemas.microsoft.com/office/drawing/2016/5/9/chartex" xmlns:cx4="http://schemas.microsoft.com/office/drawing/2016/5/10/chartex" xmlns:cx5="http://schemas.microsoft.com/office/drawing/2016/5/11/chartex" xmlns:cx6="http://schemas.microsoft.com/office/drawing/2016/5/12/chartex" xmlns:cx7="http://schemas.microsoft.com/office/drawing/2016/5/13/chartex" xmlns:cx8="http://schemas.microsoft.com/office/drawing/2016/5/14/chartex" xmlns:mc="http://schemas.openxmlformats.org/markup-compatibility/2006" xmlns:aink="http://schemas.microsoft.com/office/drawing/2016/ink" xmlns:am3d="http://schemas.microsoft.com/office/drawing/2017/model3d" xmlns:o="urn:schemas-microsoft-com:office:office" xmlns:oel="http://schemas.microsoft.com/office/2019/extlst" xmlns:r="http://schemas.openxmlformats.org/officeDocument/2006/relationships" xmlns:m="http://schemas.openxmlformats.org/officeDocument/2006/math" xmlns:v="urn:schemas-microsoft-com:vml" xmlns:wp14="http://schemas.microsoft.com/office/word/2010/wordprocessingDrawing" xmlns:wp="http://schemas.openxmlformats.org/drawingml/2006/wordprocessingDrawing" xmlns:w10="urn:schemas-microsoft-com:office:word" xmlns:w="http://schemas.openxmlformats.org/wordprocessingml/2006/main" xmlns:w14="http://schemas.microsoft.com/office/word/2010/wordml" xmlns:w15="http://schemas.microsoft.com/office/word/2012/wordml" xmlns:w16cex="http://schemas.microsoft.com/office/word/2018/wordml/cex" xmlns:w16cid="http://schemas.microsoft.com/office/word/2016/wordml/cid" xmlns:w16="http://schemas.microsoft.com/office/word/2018/wordml" xmlns:w16sdtdh="http://schemas.microsoft.com/office/word/2020/wordml/sdtdatahash" xmlns:w16se="http://schemas.microsoft.com/office/word/2015/wordml/symex" xmlns:wpg="http://schemas.microsoft.com/office/word/2010/wordprocessingGroup" xmlns:wpi="http://schemas.microsoft.com/office/word/2010/wordprocessingInk" xmlns:wne="http://schemas.microsoft.com/office/word/2006/wordml" xmlns:wps="http://schemas.microsoft.com/office/word/2010/wordprocessingShape" mc:Ignorable="w14 w15 w16se w16cid w16 w16cex w16sdtdh wp14">
   <w:abstractNum w:abstractNumId="0" w15:restartNumberingAfterBreak="0">
-    <w:nsid w:val="3E934547"/>
+    <w:nsid w:val="061B5A39"/>
     <w:multiLevelType w:val="hybridMultilevel"/>
-    <w:tmpl w:val="D9A889C8"/>
+    <w:tmpl w:val="164E1512"/>
     <w:lvl w:ilvl="0" w:tplc="04090001">
       <w:start w:val="1"/>
       <w:numFmt w:val="bullet"/>
@@ -710,18 +1495,19 @@
     </w:lvl>
   </w:abstractNum>
   <w:abstractNum w:abstractNumId="1" w15:restartNumberingAfterBreak="0">
-    <w:nsid w:val="70CB7791"/>
+    <w:nsid w:val="3FE615FA"/>
     <w:multiLevelType w:val="hybridMultilevel"/>
-    <w:tmpl w:val="1EE45F84"/>
-    <w:lvl w:ilvl="0" w:tplc="01349B1C">
-      <w:numFmt w:val="bullet"/>
-      <w:lvlText w:val=""/>
+    <w:tmpl w:val="F7088A9C"/>
+    <w:lvl w:ilvl="0" w:tplc="04090001">
+      <w:start w:val="1"/>
+      <w:numFmt w:val="bullet"/>
+      <w:lvlText w:val=""/>
       <w:lvlJc w:val="left"/>
       <w:pPr>
         <w:ind w:left="720" w:hanging="360"/>
       </w:pPr>
       <w:rPr>
-        <w:rFonts w:ascii="Wingdings" w:eastAsiaTheme="minorHAnsi" w:hAnsi="Wingdings" w:cstheme="minorBidi" w:hint="default"/>
+        <w:rFonts w:ascii="Symbol" w:hAnsi="Symbol" w:hint="default"/>
       </w:rPr>
     </w:lvl>
     <w:lvl w:ilvl="1" w:tplc="04090003" w:tentative="1">
@@ -821,31 +1607,495 @@
       </w:rPr>
     </w:lvl>
   </w:abstractNum>
-  <w:num w:numId="1" w16cid:durableId="1770344651">
+  <w:abstractNum w:abstractNumId="2" w15:restartNumberingAfterBreak="0">
+    <w:nsid w:val="4E263BDE"/>
+    <w:multiLevelType w:val="hybridMultilevel"/>
+    <w:tmpl w:val="08748772"/>
+    <w:lvl w:ilvl="0" w:tplc="04090001">
+      <w:start w:val="1"/>
+      <w:numFmt w:val="bullet"/>
+      <w:lvlText w:val=""/>
+      <w:lvlJc w:val="left"/>
+      <w:pPr>
+        <w:ind w:left="720" w:hanging="360"/>
+      </w:pPr>
+      <w:rPr>
+        <w:rFonts w:ascii="Symbol" w:hAnsi="Symbol" w:hint="default"/>
+      </w:rPr>
+    </w:lvl>
+    <w:lvl w:ilvl="1" w:tplc="04090003" w:tentative="1">
+      <w:start w:val="1"/>
+      <w:numFmt w:val="bullet"/>
+      <w:lvlText w:val="o"/>
+      <w:lvlJc w:val="left"/>
+      <w:pPr>
+        <w:ind w:left="1440" w:hanging="360"/>
+      </w:pPr>
+      <w:rPr>
+        <w:rFonts w:ascii="Courier New" w:hAnsi="Courier New" w:cs="Courier New" w:hint="default"/>
+      </w:rPr>
+    </w:lvl>
+    <w:lvl w:ilvl="2" w:tplc="04090005" w:tentative="1">
+      <w:start w:val="1"/>
+      <w:numFmt w:val="bullet"/>
+      <w:lvlText w:val=""/>
+      <w:lvlJc w:val="left"/>
+      <w:pPr>
+        <w:ind w:left="2160" w:hanging="360"/>
+      </w:pPr>
+      <w:rPr>
+        <w:rFonts w:ascii="Wingdings" w:hAnsi="Wingdings" w:hint="default"/>
+      </w:rPr>
+    </w:lvl>
+    <w:lvl w:ilvl="3" w:tplc="04090001" w:tentative="1">
+      <w:start w:val="1"/>
+      <w:numFmt w:val="bullet"/>
+      <w:lvlText w:val=""/>
+      <w:lvlJc w:val="left"/>
+      <w:pPr>
+        <w:ind w:left="2880" w:hanging="360"/>
+      </w:pPr>
+      <w:rPr>
+        <w:rFonts w:ascii="Symbol" w:hAnsi="Symbol" w:hint="default"/>
+      </w:rPr>
+    </w:lvl>
+    <w:lvl w:ilvl="4" w:tplc="04090003" w:tentative="1">
+      <w:start w:val="1"/>
+      <w:numFmt w:val="bullet"/>
+      <w:lvlText w:val="o"/>
+      <w:lvlJc w:val="left"/>
+      <w:pPr>
+        <w:ind w:left="3600" w:hanging="360"/>
+      </w:pPr>
+      <w:rPr>
+        <w:rFonts w:ascii="Courier New" w:hAnsi="Courier New" w:cs="Courier New" w:hint="default"/>
+      </w:rPr>
+    </w:lvl>
+    <w:lvl w:ilvl="5" w:tplc="04090005" w:tentative="1">
+      <w:start w:val="1"/>
+      <w:numFmt w:val="bullet"/>
+      <w:lvlText w:val=""/>
+      <w:lvlJc w:val="left"/>
+      <w:pPr>
+        <w:ind w:left="4320" w:hanging="360"/>
+      </w:pPr>
+      <w:rPr>
+        <w:rFonts w:ascii="Wingdings" w:hAnsi="Wingdings" w:hint="default"/>
+      </w:rPr>
+    </w:lvl>
+    <w:lvl w:ilvl="6" w:tplc="04090001" w:tentative="1">
+      <w:start w:val="1"/>
+      <w:numFmt w:val="bullet"/>
+      <w:lvlText w:val=""/>
+      <w:lvlJc w:val="left"/>
+      <w:pPr>
+        <w:ind w:left="5040" w:hanging="360"/>
+      </w:pPr>
+      <w:rPr>
+        <w:rFonts w:ascii="Symbol" w:hAnsi="Symbol" w:hint="default"/>
+      </w:rPr>
+    </w:lvl>
+    <w:lvl w:ilvl="7" w:tplc="04090003" w:tentative="1">
+      <w:start w:val="1"/>
+      <w:numFmt w:val="bullet"/>
+      <w:lvlText w:val="o"/>
+      <w:lvlJc w:val="left"/>
+      <w:pPr>
+        <w:ind w:left="5760" w:hanging="360"/>
+      </w:pPr>
+      <w:rPr>
+        <w:rFonts w:ascii="Courier New" w:hAnsi="Courier New" w:cs="Courier New" w:hint="default"/>
+      </w:rPr>
+    </w:lvl>
+    <w:lvl w:ilvl="8" w:tplc="04090005" w:tentative="1">
+      <w:start w:val="1"/>
+      <w:numFmt w:val="bullet"/>
+      <w:lvlText w:val=""/>
+      <w:lvlJc w:val="left"/>
+      <w:pPr>
+        <w:ind w:left="6480" w:hanging="360"/>
+      </w:pPr>
+      <w:rPr>
+        <w:rFonts w:ascii="Wingdings" w:hAnsi="Wingdings" w:hint="default"/>
+      </w:rPr>
+    </w:lvl>
+  </w:abstractNum>
+  <w:abstractNum w:abstractNumId="3" w15:restartNumberingAfterBreak="0">
+    <w:nsid w:val="52512C5C"/>
+    <w:multiLevelType w:val="hybridMultilevel"/>
+    <w:tmpl w:val="EBCEC300"/>
+    <w:lvl w:ilvl="0" w:tplc="04090001">
+      <w:start w:val="1"/>
+      <w:numFmt w:val="bullet"/>
+      <w:lvlText w:val=""/>
+      <w:lvlJc w:val="left"/>
+      <w:pPr>
+        <w:ind w:left="720" w:hanging="360"/>
+      </w:pPr>
+      <w:rPr>
+        <w:rFonts w:ascii="Symbol" w:hAnsi="Symbol" w:hint="default"/>
+      </w:rPr>
+    </w:lvl>
+    <w:lvl w:ilvl="1" w:tplc="04090003" w:tentative="1">
+      <w:start w:val="1"/>
+      <w:numFmt w:val="bullet"/>
+      <w:lvlText w:val="o"/>
+      <w:lvlJc w:val="left"/>
+      <w:pPr>
+        <w:ind w:left="1440" w:hanging="360"/>
+      </w:pPr>
+      <w:rPr>
+        <w:rFonts w:ascii="Courier New" w:hAnsi="Courier New" w:cs="Courier New" w:hint="default"/>
+      </w:rPr>
+    </w:lvl>
+    <w:lvl w:ilvl="2" w:tplc="04090005" w:tentative="1">
+      <w:start w:val="1"/>
+      <w:numFmt w:val="bullet"/>
+      <w:lvlText w:val=""/>
+      <w:lvlJc w:val="left"/>
+      <w:pPr>
+        <w:ind w:left="2160" w:hanging="360"/>
+      </w:pPr>
+      <w:rPr>
+        <w:rFonts w:ascii="Wingdings" w:hAnsi="Wingdings" w:hint="default"/>
+      </w:rPr>
+    </w:lvl>
+    <w:lvl w:ilvl="3" w:tplc="04090001" w:tentative="1">
+      <w:start w:val="1"/>
+      <w:numFmt w:val="bullet"/>
+      <w:lvlText w:val=""/>
+      <w:lvlJc w:val="left"/>
+      <w:pPr>
+        <w:ind w:left="2880" w:hanging="360"/>
+      </w:pPr>
+      <w:rPr>
+        <w:rFonts w:ascii="Symbol" w:hAnsi="Symbol" w:hint="default"/>
+      </w:rPr>
+    </w:lvl>
+    <w:lvl w:ilvl="4" w:tplc="04090003" w:tentative="1">
+      <w:start w:val="1"/>
+      <w:numFmt w:val="bullet"/>
+      <w:lvlText w:val="o"/>
+      <w:lvlJc w:val="left"/>
+      <w:pPr>
+        <w:ind w:left="3600" w:hanging="360"/>
+      </w:pPr>
+      <w:rPr>
+        <w:rFonts w:ascii="Courier New" w:hAnsi="Courier New" w:cs="Courier New" w:hint="default"/>
+      </w:rPr>
+    </w:lvl>
+    <w:lvl w:ilvl="5" w:tplc="04090005" w:tentative="1">
+      <w:start w:val="1"/>
+      <w:numFmt w:val="bullet"/>
+      <w:lvlText w:val=""/>
+      <w:lvlJc w:val="left"/>
+      <w:pPr>
+        <w:ind w:left="4320" w:hanging="360"/>
+      </w:pPr>
+      <w:rPr>
+        <w:rFonts w:ascii="Wingdings" w:hAnsi="Wingdings" w:hint="default"/>
+      </w:rPr>
+    </w:lvl>
+    <w:lvl w:ilvl="6" w:tplc="04090001" w:tentative="1">
+      <w:start w:val="1"/>
+      <w:numFmt w:val="bullet"/>
+      <w:lvlText w:val=""/>
+      <w:lvlJc w:val="left"/>
+      <w:pPr>
+        <w:ind w:left="5040" w:hanging="360"/>
+      </w:pPr>
+      <w:rPr>
+        <w:rFonts w:ascii="Symbol" w:hAnsi="Symbol" w:hint="default"/>
+      </w:rPr>
+    </w:lvl>
+    <w:lvl w:ilvl="7" w:tplc="04090003" w:tentative="1">
+      <w:start w:val="1"/>
+      <w:numFmt w:val="bullet"/>
+      <w:lvlText w:val="o"/>
+      <w:lvlJc w:val="left"/>
+      <w:pPr>
+        <w:ind w:left="5760" w:hanging="360"/>
+      </w:pPr>
+      <w:rPr>
+        <w:rFonts w:ascii="Courier New" w:hAnsi="Courier New" w:cs="Courier New" w:hint="default"/>
+      </w:rPr>
+    </w:lvl>
+    <w:lvl w:ilvl="8" w:tplc="04090005" w:tentative="1">
+      <w:start w:val="1"/>
+      <w:numFmt w:val="bullet"/>
+      <w:lvlText w:val=""/>
+      <w:lvlJc w:val="left"/>
+      <w:pPr>
+        <w:ind w:left="6480" w:hanging="360"/>
+      </w:pPr>
+      <w:rPr>
+        <w:rFonts w:ascii="Wingdings" w:hAnsi="Wingdings" w:hint="default"/>
+      </w:rPr>
+    </w:lvl>
+  </w:abstractNum>
+  <w:abstractNum w:abstractNumId="4" w15:restartNumberingAfterBreak="0">
+    <w:nsid w:val="6D01066E"/>
+    <w:multiLevelType w:val="hybridMultilevel"/>
+    <w:tmpl w:val="AF9686F6"/>
+    <w:lvl w:ilvl="0" w:tplc="04090001">
+      <w:start w:val="1"/>
+      <w:numFmt w:val="bullet"/>
+      <w:lvlText w:val=""/>
+      <w:lvlJc w:val="left"/>
+      <w:pPr>
+        <w:ind w:left="720" w:hanging="360"/>
+      </w:pPr>
+      <w:rPr>
+        <w:rFonts w:ascii="Symbol" w:hAnsi="Symbol" w:hint="default"/>
+      </w:rPr>
+    </w:lvl>
+    <w:lvl w:ilvl="1" w:tplc="04090003" w:tentative="1">
+      <w:start w:val="1"/>
+      <w:numFmt w:val="bullet"/>
+      <w:lvlText w:val="o"/>
+      <w:lvlJc w:val="left"/>
+      <w:pPr>
+        <w:ind w:left="1440" w:hanging="360"/>
+      </w:pPr>
+      <w:rPr>
+        <w:rFonts w:ascii="Courier New" w:hAnsi="Courier New" w:cs="Courier New" w:hint="default"/>
+      </w:rPr>
+    </w:lvl>
+    <w:lvl w:ilvl="2" w:tplc="04090005" w:tentative="1">
+      <w:start w:val="1"/>
+      <w:numFmt w:val="bullet"/>
+      <w:lvlText w:val=""/>
+      <w:lvlJc w:val="left"/>
+      <w:pPr>
+        <w:ind w:left="2160" w:hanging="360"/>
+      </w:pPr>
+      <w:rPr>
+        <w:rFonts w:ascii="Wingdings" w:hAnsi="Wingdings" w:hint="default"/>
+      </w:rPr>
+    </w:lvl>
+    <w:lvl w:ilvl="3" w:tplc="04090001" w:tentative="1">
+      <w:start w:val="1"/>
+      <w:numFmt w:val="bullet"/>
+      <w:lvlText w:val=""/>
+      <w:lvlJc w:val="left"/>
+      <w:pPr>
+        <w:ind w:left="2880" w:hanging="360"/>
+      </w:pPr>
+      <w:rPr>
+        <w:rFonts w:ascii="Symbol" w:hAnsi="Symbol" w:hint="default"/>
+      </w:rPr>
+    </w:lvl>
+    <w:lvl w:ilvl="4" w:tplc="04090003" w:tentative="1">
+      <w:start w:val="1"/>
+      <w:numFmt w:val="bullet"/>
+      <w:lvlText w:val="o"/>
+      <w:lvlJc w:val="left"/>
+      <w:pPr>
+        <w:ind w:left="3600" w:hanging="360"/>
+      </w:pPr>
+      <w:rPr>
+        <w:rFonts w:ascii="Courier New" w:hAnsi="Courier New" w:cs="Courier New" w:hint="default"/>
+      </w:rPr>
+    </w:lvl>
+    <w:lvl w:ilvl="5" w:tplc="04090005" w:tentative="1">
+      <w:start w:val="1"/>
+      <w:numFmt w:val="bullet"/>
+      <w:lvlText w:val=""/>
+      <w:lvlJc w:val="left"/>
+      <w:pPr>
+        <w:ind w:left="4320" w:hanging="360"/>
+      </w:pPr>
+      <w:rPr>
+        <w:rFonts w:ascii="Wingdings" w:hAnsi="Wingdings" w:hint="default"/>
+      </w:rPr>
+    </w:lvl>
+    <w:lvl w:ilvl="6" w:tplc="04090001" w:tentative="1">
+      <w:start w:val="1"/>
+      <w:numFmt w:val="bullet"/>
+      <w:lvlText w:val=""/>
+      <w:lvlJc w:val="left"/>
+      <w:pPr>
+        <w:ind w:left="5040" w:hanging="360"/>
+      </w:pPr>
+      <w:rPr>
+        <w:rFonts w:ascii="Symbol" w:hAnsi="Symbol" w:hint="default"/>
+      </w:rPr>
+    </w:lvl>
+    <w:lvl w:ilvl="7" w:tplc="04090003" w:tentative="1">
+      <w:start w:val="1"/>
+      <w:numFmt w:val="bullet"/>
+      <w:lvlText w:val="o"/>
+      <w:lvlJc w:val="left"/>
+      <w:pPr>
+        <w:ind w:left="5760" w:hanging="360"/>
+      </w:pPr>
+      <w:rPr>
+        <w:rFonts w:ascii="Courier New" w:hAnsi="Courier New" w:cs="Courier New" w:hint="default"/>
+      </w:rPr>
+    </w:lvl>
+    <w:lvl w:ilvl="8" w:tplc="04090005" w:tentative="1">
+      <w:start w:val="1"/>
+      <w:numFmt w:val="bullet"/>
+      <w:lvlText w:val=""/>
+      <w:lvlJc w:val="left"/>
+      <w:pPr>
+        <w:ind w:left="6480" w:hanging="360"/>
+      </w:pPr>
+      <w:rPr>
+        <w:rFonts w:ascii="Wingdings" w:hAnsi="Wingdings" w:hint="default"/>
+      </w:rPr>
+    </w:lvl>
+  </w:abstractNum>
+  <w:abstractNum w:abstractNumId="5" w15:restartNumberingAfterBreak="0">
+    <w:nsid w:val="77A53900"/>
+    <w:multiLevelType w:val="hybridMultilevel"/>
+    <w:tmpl w:val="0BAC1DAE"/>
+    <w:lvl w:ilvl="0" w:tplc="04090001">
+      <w:start w:val="1"/>
+      <w:numFmt w:val="bullet"/>
+      <w:lvlText w:val=""/>
+      <w:lvlJc w:val="left"/>
+      <w:pPr>
+        <w:ind w:left="720" w:hanging="360"/>
+      </w:pPr>
+      <w:rPr>
+        <w:rFonts w:ascii="Symbol" w:hAnsi="Symbol" w:hint="default"/>
+      </w:rPr>
+    </w:lvl>
+    <w:lvl w:ilvl="1" w:tplc="04090003" w:tentative="1">
+      <w:start w:val="1"/>
+      <w:numFmt w:val="bullet"/>
+      <w:lvlText w:val="o"/>
+      <w:lvlJc w:val="left"/>
+      <w:pPr>
+        <w:ind w:left="1440" w:hanging="360"/>
+      </w:pPr>
+      <w:rPr>
+        <w:rFonts w:ascii="Courier New" w:hAnsi="Courier New" w:cs="Courier New" w:hint="default"/>
+      </w:rPr>
+    </w:lvl>
+    <w:lvl w:ilvl="2" w:tplc="04090005" w:tentative="1">
+      <w:start w:val="1"/>
+      <w:numFmt w:val="bullet"/>
+      <w:lvlText w:val=""/>
+      <w:lvlJc w:val="left"/>
+      <w:pPr>
+        <w:ind w:left="2160" w:hanging="360"/>
+      </w:pPr>
+      <w:rPr>
+        <w:rFonts w:ascii="Wingdings" w:hAnsi="Wingdings" w:hint="default"/>
+      </w:rPr>
+    </w:lvl>
+    <w:lvl w:ilvl="3" w:tplc="04090001" w:tentative="1">
+      <w:start w:val="1"/>
+      <w:numFmt w:val="bullet"/>
+      <w:lvlText w:val=""/>
+      <w:lvlJc w:val="left"/>
+      <w:pPr>
+        <w:ind w:left="2880" w:hanging="360"/>
+      </w:pPr>
+      <w:rPr>
+        <w:rFonts w:ascii="Symbol" w:hAnsi="Symbol" w:hint="default"/>
+      </w:rPr>
+    </w:lvl>
+    <w:lvl w:ilvl="4" w:tplc="04090003" w:tentative="1">
+      <w:start w:val="1"/>
+      <w:numFmt w:val="bullet"/>
+      <w:lvlText w:val="o"/>
+      <w:lvlJc w:val="left"/>
+      <w:pPr>
+        <w:ind w:left="3600" w:hanging="360"/>
+      </w:pPr>
+      <w:rPr>
+        <w:rFonts w:ascii="Courier New" w:hAnsi="Courier New" w:cs="Courier New" w:hint="default"/>
+      </w:rPr>
+    </w:lvl>
+    <w:lvl w:ilvl="5" w:tplc="04090005" w:tentative="1">
+      <w:start w:val="1"/>
+      <w:numFmt w:val="bullet"/>
+      <w:lvlText w:val=""/>
+      <w:lvlJc w:val="left"/>
+      <w:pPr>
+        <w:ind w:left="4320" w:hanging="360"/>
+      </w:pPr>
+      <w:rPr>
+        <w:rFonts w:ascii="Wingdings" w:hAnsi="Wingdings" w:hint="default"/>
+      </w:rPr>
+    </w:lvl>
+    <w:lvl w:ilvl="6" w:tplc="04090001" w:tentative="1">
+      <w:start w:val="1"/>
+      <w:numFmt w:val="bullet"/>
+      <w:lvlText w:val=""/>
+      <w:lvlJc w:val="left"/>
+      <w:pPr>
+        <w:ind w:left="5040" w:hanging="360"/>
+      </w:pPr>
+      <w:rPr>
+        <w:rFonts w:ascii="Symbol" w:hAnsi="Symbol" w:hint="default"/>
+      </w:rPr>
+    </w:lvl>
+    <w:lvl w:ilvl="7" w:tplc="04090003" w:tentative="1">
+      <w:start w:val="1"/>
+      <w:numFmt w:val="bullet"/>
+      <w:lvlText w:val="o"/>
+      <w:lvlJc w:val="left"/>
+      <w:pPr>
+        <w:ind w:left="5760" w:hanging="360"/>
+      </w:pPr>
+      <w:rPr>
+        <w:rFonts w:ascii="Courier New" w:hAnsi="Courier New" w:cs="Courier New" w:hint="default"/>
+      </w:rPr>
+    </w:lvl>
+    <w:lvl w:ilvl="8" w:tplc="04090005" w:tentative="1">
+      <w:start w:val="1"/>
+      <w:numFmt w:val="bullet"/>
+      <w:lvlText w:val=""/>
+      <w:lvlJc w:val="left"/>
+      <w:pPr>
+        <w:ind w:left="6480" w:hanging="360"/>
+      </w:pPr>
+      <w:rPr>
+        <w:rFonts w:ascii="Wingdings" w:hAnsi="Wingdings" w:hint="default"/>
+      </w:rPr>
+    </w:lvl>
+  </w:abstractNum>
+  <w:num w:numId="1" w16cid:durableId="628627034">
+    <w:abstractNumId w:val="1"/>
+  </w:num>
+  <w:num w:numId="2" w16cid:durableId="20517340">
+    <w:abstractNumId w:val="2"/>
+  </w:num>
+  <w:num w:numId="3" w16cid:durableId="878511359">
+    <w:abstractNumId w:val="4"/>
+  </w:num>
+  <w:num w:numId="4" w16cid:durableId="392847673">
     <w:abstractNumId w:val="0"/>
   </w:num>
-  <w:num w:numId="2" w16cid:durableId="211311541">
-    <w:abstractNumId w:val="1"/>
+  <w:num w:numId="5" w16cid:durableId="1151603649">
+    <w:abstractNumId w:val="5"/>
+  </w:num>
+  <w:num w:numId="6" w16cid:durableId="1860118171">
+    <w:abstractNumId w:val="3"/>
   </w:num>
 </w:numbering>
 </file>
 
 <file path=word/styles.xml><?xml version="1.0" encoding="utf-8"?>
-<w:styles xmlns:mc="http://schemas.openxmlformats.org/markup-compatibility/2006" xmlns:r="http://schemas.openxmlformats.org/officeDocument/2006/relationships" xmlns:w="http://schemas.openxmlformats.org/wordprocessingml/2006/main" xmlns:w14="http://schemas.microsoft.com/office/word/2010/wordml" xmlns:w15="http://schemas.microsoft.com/office/word/2012/wordml" xmlns:w16cex="http://schemas.microsoft.com/office/word/2018/wordml/cex" xmlns:w16cid="http://schemas.microsoft.com/office/word/2016/wordml/cid" xmlns:w16="http://schemas.microsoft.com/office/word/2018/wordml" xmlns:w16du="http://schemas.microsoft.com/office/word/2023/wordml/word16du" xmlns:w16sdtdh="http://schemas.microsoft.com/office/word/2020/wordml/sdtdatahash" xmlns:w16sdtfl="http://schemas.microsoft.com/office/word/2024/wordml/sdtformatlock" xmlns:w16se="http://schemas.microsoft.com/office/word/2015/wordml/symex" mc:Ignorable="w14 w15 w16se w16cid w16 w16cex w16sdtdh w16sdtfl w16du">
+<w:styles xmlns:mc="http://schemas.openxmlformats.org/markup-compatibility/2006" xmlns:r="http://schemas.openxmlformats.org/officeDocument/2006/relationships" xmlns:w="http://schemas.openxmlformats.org/wordprocessingml/2006/main" xmlns:w14="http://schemas.microsoft.com/office/word/2010/wordml" xmlns:w15="http://schemas.microsoft.com/office/word/2012/wordml" xmlns:w16cex="http://schemas.microsoft.com/office/word/2018/wordml/cex" xmlns:w16cid="http://schemas.microsoft.com/office/word/2016/wordml/cid" xmlns:w16="http://schemas.microsoft.com/office/word/2018/wordml" xmlns:w16sdtdh="http://schemas.microsoft.com/office/word/2020/wordml/sdtdatahash" xmlns:w16se="http://schemas.microsoft.com/office/word/2015/wordml/symex" mc:Ignorable="w14 w15 w16se w16cid w16 w16cex w16sdtdh">
   <w:docDefaults>
     <w:rPrDefault>
       <w:rPr>
         <w:rFonts w:ascii="Times New Roman" w:eastAsiaTheme="minorHAnsi" w:hAnsi="Times New Roman" w:cstheme="minorBidi"/>
         <w:kern w:val="2"/>
-        <w:sz w:val="28"/>
-        <w:szCs w:val="22"/>
+        <w:sz w:val="24"/>
+        <w:szCs w:val="24"/>
         <w:lang w:val="en-US" w:eastAsia="en-US" w:bidi="ar-SA"/>
         <w14:ligatures w14:val="standardContextual"/>
       </w:rPr>
     </w:rPrDefault>
     <w:pPrDefault>
       <w:pPr>
-        <w:spacing w:after="160" w:line="259" w:lineRule="auto"/>
+        <w:spacing w:after="160" w:line="278" w:lineRule="auto"/>
       </w:pPr>
     </w:pPrDefault>
   </w:docDefaults>
@@ -1238,7 +2488,7 @@
     <w:link w:val="Heading1Char"/>
     <w:uiPriority w:val="9"/>
     <w:qFormat/>
-    <w:rsid w:val="009B6BB4"/>
+    <w:rsid w:val="00A770B7"/>
     <w:pPr>
       <w:keepNext/>
       <w:keepLines/>
@@ -1247,7 +2497,7 @@
     </w:pPr>
     <w:rPr>
       <w:rFonts w:asciiTheme="majorHAnsi" w:eastAsiaTheme="majorEastAsia" w:hAnsiTheme="majorHAnsi" w:cstheme="majorBidi"/>
-      <w:color w:val="2F5496" w:themeColor="accent1" w:themeShade="BF"/>
+      <w:color w:val="0F4761" w:themeColor="accent1" w:themeShade="BF"/>
       <w:sz w:val="40"/>
       <w:szCs w:val="40"/>
     </w:rPr>
@@ -1261,7 +2511,7 @@
     <w:semiHidden/>
     <w:unhideWhenUsed/>
     <w:qFormat/>
-    <w:rsid w:val="009B6BB4"/>
+    <w:rsid w:val="00A770B7"/>
     <w:pPr>
       <w:keepNext/>
       <w:keepLines/>
@@ -1270,7 +2520,7 @@
     </w:pPr>
     <w:rPr>
       <w:rFonts w:asciiTheme="majorHAnsi" w:eastAsiaTheme="majorEastAsia" w:hAnsiTheme="majorHAnsi" w:cstheme="majorBidi"/>
-      <w:color w:val="2F5496" w:themeColor="accent1" w:themeShade="BF"/>
+      <w:color w:val="0F4761" w:themeColor="accent1" w:themeShade="BF"/>
       <w:sz w:val="32"/>
       <w:szCs w:val="32"/>
     </w:rPr>
@@ -1284,7 +2534,7 @@
     <w:semiHidden/>
     <w:unhideWhenUsed/>
     <w:qFormat/>
-    <w:rsid w:val="009B6BB4"/>
+    <w:rsid w:val="00A770B7"/>
     <w:pPr>
       <w:keepNext/>
       <w:keepLines/>
@@ -1293,7 +2543,8 @@
     </w:pPr>
     <w:rPr>
       <w:rFonts w:asciiTheme="minorHAnsi" w:eastAsiaTheme="majorEastAsia" w:hAnsiTheme="minorHAnsi" w:cstheme="majorBidi"/>
-      <w:color w:val="2F5496" w:themeColor="accent1" w:themeShade="BF"/>
+      <w:color w:val="0F4761" w:themeColor="accent1" w:themeShade="BF"/>
+      <w:sz w:val="28"/>
       <w:szCs w:val="28"/>
     </w:rPr>
   </w:style>
@@ -1306,7 +2557,7 @@
     <w:semiHidden/>
     <w:unhideWhenUsed/>
     <w:qFormat/>
-    <w:rsid w:val="009B6BB4"/>
+    <w:rsid w:val="00A770B7"/>
     <w:pPr>
       <w:keepNext/>
       <w:keepLines/>
@@ -1317,7 +2568,7 @@
       <w:rFonts w:asciiTheme="minorHAnsi" w:eastAsiaTheme="majorEastAsia" w:hAnsiTheme="minorHAnsi" w:cstheme="majorBidi"/>
       <w:i/>
       <w:iCs/>
-      <w:color w:val="2F5496" w:themeColor="accent1" w:themeShade="BF"/>
+      <w:color w:val="0F4761" w:themeColor="accent1" w:themeShade="BF"/>
     </w:rPr>
   </w:style>
   <w:style w:type="paragraph" w:styleId="Heading5">
@@ -1329,7 +2580,7 @@
     <w:semiHidden/>
     <w:unhideWhenUsed/>
     <w:qFormat/>
-    <w:rsid w:val="009B6BB4"/>
+    <w:rsid w:val="00A770B7"/>
     <w:pPr>
       <w:keepNext/>
       <w:keepLines/>
@@ -1338,7 +2589,7 @@
     </w:pPr>
     <w:rPr>
       <w:rFonts w:asciiTheme="minorHAnsi" w:eastAsiaTheme="majorEastAsia" w:hAnsiTheme="minorHAnsi" w:cstheme="majorBidi"/>
-      <w:color w:val="2F5496" w:themeColor="accent1" w:themeShade="BF"/>
+      <w:color w:val="0F4761" w:themeColor="accent1" w:themeShade="BF"/>
     </w:rPr>
   </w:style>
   <w:style w:type="paragraph" w:styleId="Heading6">
@@ -1350,7 +2601,7 @@
     <w:semiHidden/>
     <w:unhideWhenUsed/>
     <w:qFormat/>
-    <w:rsid w:val="009B6BB4"/>
+    <w:rsid w:val="00A770B7"/>
     <w:pPr>
       <w:keepNext/>
       <w:keepLines/>
@@ -1373,7 +2624,7 @@
     <w:semiHidden/>
     <w:unhideWhenUsed/>
     <w:qFormat/>
-    <w:rsid w:val="009B6BB4"/>
+    <w:rsid w:val="00A770B7"/>
     <w:pPr>
       <w:keepNext/>
       <w:keepLines/>
@@ -1394,7 +2645,7 @@
     <w:semiHidden/>
     <w:unhideWhenUsed/>
     <w:qFormat/>
-    <w:rsid w:val="009B6BB4"/>
+    <w:rsid w:val="00A770B7"/>
     <w:pPr>
       <w:keepNext/>
       <w:keepLines/>
@@ -1417,7 +2668,7 @@
     <w:semiHidden/>
     <w:unhideWhenUsed/>
     <w:qFormat/>
-    <w:rsid w:val="009B6BB4"/>
+    <w:rsid w:val="00A770B7"/>
     <w:pPr>
       <w:keepNext/>
       <w:keepLines/>
@@ -1432,6 +2683,7 @@
   <w:style w:type="character" w:default="1" w:styleId="DefaultParagraphFont">
     <w:name w:val="Default Paragraph Font"/>
     <w:uiPriority w:val="1"/>
+    <w:semiHidden/>
     <w:unhideWhenUsed/>
   </w:style>
   <w:style w:type="table" w:default="1" w:styleId="TableNormal">
@@ -1460,10 +2712,10 @@
     <w:basedOn w:val="DefaultParagraphFont"/>
     <w:link w:val="Heading1"/>
     <w:uiPriority w:val="9"/>
-    <w:rsid w:val="009B6BB4"/>
+    <w:rsid w:val="00A770B7"/>
     <w:rPr>
       <w:rFonts w:asciiTheme="majorHAnsi" w:eastAsiaTheme="majorEastAsia" w:hAnsiTheme="majorHAnsi" w:cstheme="majorBidi"/>
-      <w:color w:val="2F5496" w:themeColor="accent1" w:themeShade="BF"/>
+      <w:color w:val="0F4761" w:themeColor="accent1" w:themeShade="BF"/>
       <w:sz w:val="40"/>
       <w:szCs w:val="40"/>
     </w:rPr>
@@ -1474,10 +2726,10 @@
     <w:link w:val="Heading2"/>
     <w:uiPriority w:val="9"/>
     <w:semiHidden/>
-    <w:rsid w:val="009B6BB4"/>
+    <w:rsid w:val="00A770B7"/>
     <w:rPr>
       <w:rFonts w:asciiTheme="majorHAnsi" w:eastAsiaTheme="majorEastAsia" w:hAnsiTheme="majorHAnsi" w:cstheme="majorBidi"/>
-      <w:color w:val="2F5496" w:themeColor="accent1" w:themeShade="BF"/>
+      <w:color w:val="0F4761" w:themeColor="accent1" w:themeShade="BF"/>
       <w:sz w:val="32"/>
       <w:szCs w:val="32"/>
     </w:rPr>
@@ -1488,10 +2740,11 @@
     <w:link w:val="Heading3"/>
     <w:uiPriority w:val="9"/>
     <w:semiHidden/>
-    <w:rsid w:val="009B6BB4"/>
+    <w:rsid w:val="00A770B7"/>
     <w:rPr>
       <w:rFonts w:asciiTheme="minorHAnsi" w:eastAsiaTheme="majorEastAsia" w:hAnsiTheme="minorHAnsi" w:cstheme="majorBidi"/>
-      <w:color w:val="2F5496" w:themeColor="accent1" w:themeShade="BF"/>
+      <w:color w:val="0F4761" w:themeColor="accent1" w:themeShade="BF"/>
+      <w:sz w:val="28"/>
       <w:szCs w:val="28"/>
     </w:rPr>
   </w:style>
@@ -1501,12 +2754,12 @@
     <w:link w:val="Heading4"/>
     <w:uiPriority w:val="9"/>
     <w:semiHidden/>
-    <w:rsid w:val="009B6BB4"/>
+    <w:rsid w:val="00A770B7"/>
     <w:rPr>
       <w:rFonts w:asciiTheme="minorHAnsi" w:eastAsiaTheme="majorEastAsia" w:hAnsiTheme="minorHAnsi" w:cstheme="majorBidi"/>
       <w:i/>
       <w:iCs/>
-      <w:color w:val="2F5496" w:themeColor="accent1" w:themeShade="BF"/>
+      <w:color w:val="0F4761" w:themeColor="accent1" w:themeShade="BF"/>
     </w:rPr>
   </w:style>
   <w:style w:type="character" w:customStyle="1" w:styleId="Heading5Char">
@@ -1515,10 +2768,10 @@
     <w:link w:val="Heading5"/>
     <w:uiPriority w:val="9"/>
     <w:semiHidden/>
-    <w:rsid w:val="009B6BB4"/>
+    <w:rsid w:val="00A770B7"/>
     <w:rPr>
       <w:rFonts w:asciiTheme="minorHAnsi" w:eastAsiaTheme="majorEastAsia" w:hAnsiTheme="minorHAnsi" w:cstheme="majorBidi"/>
-      <w:color w:val="2F5496" w:themeColor="accent1" w:themeShade="BF"/>
+      <w:color w:val="0F4761" w:themeColor="accent1" w:themeShade="BF"/>
     </w:rPr>
   </w:style>
   <w:style w:type="character" w:customStyle="1" w:styleId="Heading6Char">
@@ -1527,7 +2780,7 @@
     <w:link w:val="Heading6"/>
     <w:uiPriority w:val="9"/>
     <w:semiHidden/>
-    <w:rsid w:val="009B6BB4"/>
+    <w:rsid w:val="00A770B7"/>
     <w:rPr>
       <w:rFonts w:asciiTheme="minorHAnsi" w:eastAsiaTheme="majorEastAsia" w:hAnsiTheme="minorHAnsi" w:cstheme="majorBidi"/>
       <w:i/>
@@ -1541,7 +2794,7 @@
     <w:link w:val="Heading7"/>
     <w:uiPriority w:val="9"/>
     <w:semiHidden/>
-    <w:rsid w:val="009B6BB4"/>
+    <w:rsid w:val="00A770B7"/>
     <w:rPr>
       <w:rFonts w:asciiTheme="minorHAnsi" w:eastAsiaTheme="majorEastAsia" w:hAnsiTheme="minorHAnsi" w:cstheme="majorBidi"/>
       <w:color w:val="595959" w:themeColor="text1" w:themeTint="A6"/>
@@ -1553,7 +2806,7 @@
     <w:link w:val="Heading8"/>
     <w:uiPriority w:val="9"/>
     <w:semiHidden/>
-    <w:rsid w:val="009B6BB4"/>
+    <w:rsid w:val="00A770B7"/>
     <w:rPr>
       <w:rFonts w:asciiTheme="minorHAnsi" w:eastAsiaTheme="majorEastAsia" w:hAnsiTheme="minorHAnsi" w:cstheme="majorBidi"/>
       <w:i/>
@@ -1567,7 +2820,7 @@
     <w:link w:val="Heading9"/>
     <w:uiPriority w:val="9"/>
     <w:semiHidden/>
-    <w:rsid w:val="009B6BB4"/>
+    <w:rsid w:val="00A770B7"/>
     <w:rPr>
       <w:rFonts w:asciiTheme="minorHAnsi" w:eastAsiaTheme="majorEastAsia" w:hAnsiTheme="minorHAnsi" w:cstheme="majorBidi"/>
       <w:color w:val="272727" w:themeColor="text1" w:themeTint="D8"/>
@@ -1580,7 +2833,7 @@
     <w:link w:val="TitleChar"/>
     <w:uiPriority w:val="10"/>
     <w:qFormat/>
-    <w:rsid w:val="009B6BB4"/>
+    <w:rsid w:val="00A770B7"/>
     <w:pPr>
       <w:spacing w:after="80" w:line="240" w:lineRule="auto"/>
       <w:contextualSpacing/>
@@ -1598,7 +2851,7 @@
     <w:basedOn w:val="DefaultParagraphFont"/>
     <w:link w:val="Title"/>
     <w:uiPriority w:val="10"/>
-    <w:rsid w:val="009B6BB4"/>
+    <w:rsid w:val="00A770B7"/>
     <w:rPr>
       <w:rFonts w:asciiTheme="majorHAnsi" w:eastAsiaTheme="majorEastAsia" w:hAnsiTheme="majorHAnsi" w:cstheme="majorBidi"/>
       <w:spacing w:val="-10"/>
@@ -1614,7 +2867,7 @@
     <w:link w:val="SubtitleChar"/>
     <w:uiPriority w:val="11"/>
     <w:qFormat/>
-    <w:rsid w:val="009B6BB4"/>
+    <w:rsid w:val="00A770B7"/>
     <w:pPr>
       <w:numPr>
         <w:ilvl w:val="1"/>
@@ -1624,6 +2877,7 @@
       <w:rFonts w:asciiTheme="minorHAnsi" w:eastAsiaTheme="majorEastAsia" w:hAnsiTheme="minorHAnsi" w:cstheme="majorBidi"/>
       <w:color w:val="595959" w:themeColor="text1" w:themeTint="A6"/>
       <w:spacing w:val="15"/>
+      <w:sz w:val="28"/>
       <w:szCs w:val="28"/>
     </w:rPr>
   </w:style>
@@ -1632,11 +2886,12 @@
     <w:basedOn w:val="DefaultParagraphFont"/>
     <w:link w:val="Subtitle"/>
     <w:uiPriority w:val="11"/>
-    <w:rsid w:val="009B6BB4"/>
+    <w:rsid w:val="00A770B7"/>
     <w:rPr>
       <w:rFonts w:asciiTheme="minorHAnsi" w:eastAsiaTheme="majorEastAsia" w:hAnsiTheme="minorHAnsi" w:cstheme="majorBidi"/>
       <w:color w:val="595959" w:themeColor="text1" w:themeTint="A6"/>
       <w:spacing w:val="15"/>
+      <w:sz w:val="28"/>
       <w:szCs w:val="28"/>
     </w:rPr>
   </w:style>
@@ -1647,7 +2902,7 @@
     <w:link w:val="QuoteChar"/>
     <w:uiPriority w:val="29"/>
     <w:qFormat/>
-    <w:rsid w:val="009B6BB4"/>
+    <w:rsid w:val="00A770B7"/>
     <w:pPr>
       <w:spacing w:before="160"/>
       <w:jc w:val="center"/>
@@ -1663,7 +2918,7 @@
     <w:basedOn w:val="DefaultParagraphFont"/>
     <w:link w:val="Quote"/>
     <w:uiPriority w:val="29"/>
-    <w:rsid w:val="009B6BB4"/>
+    <w:rsid w:val="00A770B7"/>
     <w:rPr>
       <w:i/>
       <w:iCs/>
@@ -1675,7 +2930,7 @@
     <w:basedOn w:val="Normal"/>
     <w:uiPriority w:val="34"/>
     <w:qFormat/>
-    <w:rsid w:val="009B6BB4"/>
+    <w:rsid w:val="00A770B7"/>
     <w:pPr>
       <w:ind w:left="720"/>
       <w:contextualSpacing/>
@@ -1686,11 +2941,11 @@
     <w:basedOn w:val="DefaultParagraphFont"/>
     <w:uiPriority w:val="21"/>
     <w:qFormat/>
-    <w:rsid w:val="009B6BB4"/>
+    <w:rsid w:val="00A770B7"/>
     <w:rPr>
       <w:i/>
       <w:iCs/>
-      <w:color w:val="2F5496" w:themeColor="accent1" w:themeShade="BF"/>
+      <w:color w:val="0F4761" w:themeColor="accent1" w:themeShade="BF"/>
     </w:rPr>
   </w:style>
   <w:style w:type="paragraph" w:styleId="IntenseQuote">
@@ -1700,11 +2955,11 @@
     <w:link w:val="IntenseQuoteChar"/>
     <w:uiPriority w:val="30"/>
     <w:qFormat/>
-    <w:rsid w:val="009B6BB4"/>
+    <w:rsid w:val="00A770B7"/>
     <w:pPr>
       <w:pBdr>
-        <w:top w:val="single" w:sz="4" w:space="10" w:color="2F5496" w:themeColor="accent1" w:themeShade="BF"/>
-        <w:bottom w:val="single" w:sz="4" w:space="10" w:color="2F5496" w:themeColor="accent1" w:themeShade="BF"/>
+        <w:top w:val="single" w:sz="4" w:space="10" w:color="0F4761" w:themeColor="accent1" w:themeShade="BF"/>
+        <w:bottom w:val="single" w:sz="4" w:space="10" w:color="0F4761" w:themeColor="accent1" w:themeShade="BF"/>
       </w:pBdr>
       <w:spacing w:before="360" w:after="360"/>
       <w:ind w:left="864" w:right="864"/>
@@ -1713,7 +2968,7 @@
     <w:rPr>
       <w:i/>
       <w:iCs/>
-      <w:color w:val="2F5496" w:themeColor="accent1" w:themeShade="BF"/>
+      <w:color w:val="0F4761" w:themeColor="accent1" w:themeShade="BF"/>
     </w:rPr>
   </w:style>
   <w:style w:type="character" w:customStyle="1" w:styleId="IntenseQuoteChar">
@@ -1721,11 +2976,11 @@
     <w:basedOn w:val="DefaultParagraphFont"/>
     <w:link w:val="IntenseQuote"/>
     <w:uiPriority w:val="30"/>
-    <w:rsid w:val="009B6BB4"/>
+    <w:rsid w:val="00A770B7"/>
     <w:rPr>
       <w:i/>
       <w:iCs/>
-      <w:color w:val="2F5496" w:themeColor="accent1" w:themeShade="BF"/>
+      <w:color w:val="0F4761" w:themeColor="accent1" w:themeShade="BF"/>
     </w:rPr>
   </w:style>
   <w:style w:type="character" w:styleId="IntenseReference">
@@ -1733,12 +2988,12 @@
     <w:basedOn w:val="DefaultParagraphFont"/>
     <w:uiPriority w:val="32"/>
     <w:qFormat/>
-    <w:rsid w:val="009B6BB4"/>
+    <w:rsid w:val="00A770B7"/>
     <w:rPr>
       <w:b/>
       <w:bCs/>
       <w:smallCaps/>
-      <w:color w:val="2F5496" w:themeColor="accent1" w:themeShade="BF"/>
+      <w:color w:val="0F4761" w:themeColor="accent1" w:themeShade="BF"/>
       <w:spacing w:val="5"/>
     </w:rPr>
   </w:style>
@@ -1747,9 +3002,9 @@
     <w:basedOn w:val="DefaultParagraphFont"/>
     <w:uiPriority w:val="99"/>
     <w:unhideWhenUsed/>
-    <w:rsid w:val="009B6BB4"/>
+    <w:rsid w:val="00A770B7"/>
     <w:rPr>
-      <w:color w:val="0563C1" w:themeColor="hyperlink"/>
+      <w:color w:val="467886" w:themeColor="hyperlink"/>
       <w:u w:val="single"/>
     </w:rPr>
   </w:style>
@@ -1759,10 +3014,22 @@
     <w:uiPriority w:val="99"/>
     <w:semiHidden/>
     <w:unhideWhenUsed/>
-    <w:rsid w:val="009B6BB4"/>
+    <w:rsid w:val="00A770B7"/>
     <w:rPr>
       <w:color w:val="605E5C"/>
       <w:shd w:val="clear" w:color="auto" w:fill="E1DFDD"/>
+    </w:rPr>
+  </w:style>
+  <w:style w:type="character" w:styleId="FollowedHyperlink">
+    <w:name w:val="FollowedHyperlink"/>
+    <w:basedOn w:val="DefaultParagraphFont"/>
+    <w:uiPriority w:val="99"/>
+    <w:semiHidden/>
+    <w:unhideWhenUsed/>
+    <w:rsid w:val="00A770B7"/>
+    <w:rPr>
+      <w:color w:val="96607D" w:themeColor="followedHyperlink"/>
+      <w:u w:val="single"/>
     </w:rPr>
   </w:style>
 </w:styles>
@@ -1779,39 +3046,39 @@
         <a:sysClr val="window" lastClr="FFFFFF"/>
       </a:lt1>
       <a:dk2>
-        <a:srgbClr val="44546A"/>
+        <a:srgbClr val="0E2841"/>
       </a:dk2>
       <a:lt2>
-        <a:srgbClr val="E7E6E6"/>
+        <a:srgbClr val="E8E8E8"/>
       </a:lt2>
       <a:accent1>
-        <a:srgbClr val="4472C4"/>
+        <a:srgbClr val="156082"/>
       </a:accent1>
       <a:accent2>
-        <a:srgbClr val="ED7D31"/>
+        <a:srgbClr val="E97132"/>
       </a:accent2>
       <a:accent3>
-        <a:srgbClr val="A5A5A5"/>
+        <a:srgbClr val="196B24"/>
       </a:accent3>
       <a:accent4>
-        <a:srgbClr val="FFC000"/>
+        <a:srgbClr val="0F9ED5"/>
       </a:accent4>
       <a:accent5>
-        <a:srgbClr val="5B9BD5"/>
+        <a:srgbClr val="A02B93"/>
       </a:accent5>
       <a:accent6>
-        <a:srgbClr val="70AD47"/>
+        <a:srgbClr val="4EA72E"/>
       </a:accent6>
       <a:hlink>
-        <a:srgbClr val="0563C1"/>
+        <a:srgbClr val="467886"/>
       </a:hlink>
       <a:folHlink>
-        <a:srgbClr val="954F72"/>
+        <a:srgbClr val="96607D"/>
       </a:folHlink>
     </a:clrScheme>
     <a:fontScheme name="Office">
       <a:majorFont>
-        <a:latin typeface="Calibri Light" panose="020F0302020204030204"/>
+        <a:latin typeface="Aptos Display" panose="02110004020202020204"/>
         <a:ea typeface=""/>
         <a:cs typeface=""/>
         <a:font script="Jpan" typeface="游ゴシック Light"/>
@@ -1863,10 +3130,10 @@
         <a:font script="Tfng" typeface="Ebrima"/>
       </a:majorFont>
       <a:minorFont>
-        <a:latin typeface="Calibri" panose="020F0502020204030204"/>
+        <a:latin typeface="Aptos" panose="02110004020202020204"/>
         <a:ea typeface=""/>
         <a:cs typeface=""/>
-        <a:font script="Jpan" typeface="游ゴシック"/>
+        <a:font script="Jpan" typeface="游明朝"/>
         <a:font script="Hang" typeface="맑은 고딕"/>
         <a:font script="Hans" typeface="等线"/>
         <a:font script="Hant" typeface="新細明體"/>
@@ -2057,7 +3324,7 @@
   <a:extraClrSchemeLst/>
   <a:extLst>
     <a:ext uri="{05A4C25C-085E-4340-85A3-A5531E510DB2}">
-      <thm15:themeFamily xmlns:thm15="http://schemas.microsoft.com/office/thememl/2012/main" name="Office Theme" id="{62F939B6-93AF-4DB8-9C6B-D6C7DFDC589F}" vid="{4A3C46E8-61CC-4603-A589-7422A47A8E4A}"/>
+      <thm15:themeFamily xmlns:thm15="http://schemas.microsoft.com/office/thememl/2012/main" name="Office Theme" id="{2E142A2C-CD16-42D6-873A-C26D2A0506FA}" vid="{1BDDFF52-6CD6-40A5-AB3C-68EB2F1E4D0A}"/>
     </a:ext>
   </a:extLst>
 </a:theme>
